--- a/docs/Folder Structure.docx
+++ b/docs/Folder Structure.docx
@@ -285,46 +285,6 @@
         <w:t>──</w:t>
       </w:r>
       <w:r>
-        <w:t xml:space="preserve"> Person.hpp</w:t>
-      </w:r>
-    </w:p>
-    <w:p>
-      <w:r>
-        <w:t xml:space="preserve">│   │   </w:t>
-      </w:r>
-      <w:r>
-        <w:rPr>
-          <w:rFonts w:ascii="Arial" w:hAnsi="Arial" w:cs="Arial"/>
-        </w:rPr>
-        <w:t>├</w:t>
-      </w:r>
-      <w:r>
-        <w:rPr>
-          <w:rFonts w:ascii="Calibri" w:hAnsi="Calibri" w:cs="Calibri"/>
-        </w:rPr>
-        <w:t>──</w:t>
-      </w:r>
-      <w:r>
-        <w:t xml:space="preserve"> Person.cpp</w:t>
-      </w:r>
-    </w:p>
-    <w:p>
-      <w:r>
-        <w:t xml:space="preserve">│   │   </w:t>
-      </w:r>
-      <w:r>
-        <w:rPr>
-          <w:rFonts w:ascii="Arial" w:hAnsi="Arial" w:cs="Arial"/>
-        </w:rPr>
-        <w:t>├</w:t>
-      </w:r>
-      <w:r>
-        <w:rPr>
-          <w:rFonts w:ascii="Calibri" w:hAnsi="Calibri" w:cs="Calibri"/>
-        </w:rPr>
-        <w:t>──</w:t>
-      </w:r>
-      <w:r>
         <w:t xml:space="preserve"> Profile.hpp</w:t>
       </w:r>
     </w:p>
@@ -460,8 +420,263 @@
     </w:p>
     <w:p>
       <w:r>
+        <w:t>│   │   └── Membership.cpp</w:t>
+      </w:r>
+    </w:p>
+    <w:p>
+      <w:r>
+        <w:t>│</w:t>
+      </w:r>
+    </w:p>
+    <w:p>
+      <w:r>
         <w:lastRenderedPageBreak/>
-        <w:t>│   │   └── Membership.cpp</w:t>
+        <w:t xml:space="preserve">│   </w:t>
+      </w:r>
+      <w:r>
+        <w:rPr>
+          <w:rFonts w:ascii="Arial" w:hAnsi="Arial" w:cs="Arial"/>
+        </w:rPr>
+        <w:t>├</w:t>
+      </w:r>
+      <w:r>
+        <w:rPr>
+          <w:rFonts w:ascii="Calibri" w:hAnsi="Calibri" w:cs="Calibri"/>
+        </w:rPr>
+        <w:t>──</w:t>
+      </w:r>
+      <w:r>
+        <w:t xml:space="preserve"> content/</w:t>
+      </w:r>
+    </w:p>
+    <w:p>
+      <w:r>
+        <w:t xml:space="preserve">│   │   </w:t>
+      </w:r>
+      <w:r>
+        <w:rPr>
+          <w:rFonts w:ascii="Arial" w:hAnsi="Arial" w:cs="Arial"/>
+        </w:rPr>
+        <w:t>├</w:t>
+      </w:r>
+      <w:r>
+        <w:rPr>
+          <w:rFonts w:ascii="Calibri" w:hAnsi="Calibri" w:cs="Calibri"/>
+        </w:rPr>
+        <w:t>──</w:t>
+      </w:r>
+      <w:r>
+        <w:t xml:space="preserve"> Postable.hpp</w:t>
+      </w:r>
+    </w:p>
+    <w:p>
+      <w:r>
+        <w:t xml:space="preserve">│   │   </w:t>
+      </w:r>
+      <w:r>
+        <w:rPr>
+          <w:rFonts w:ascii="Arial" w:hAnsi="Arial" w:cs="Arial"/>
+        </w:rPr>
+        <w:t>├</w:t>
+      </w:r>
+      <w:r>
+        <w:rPr>
+          <w:rFonts w:ascii="Calibri" w:hAnsi="Calibri" w:cs="Calibri"/>
+        </w:rPr>
+        <w:t>──</w:t>
+      </w:r>
+      <w:r>
+        <w:t xml:space="preserve"> Post.hpp</w:t>
+      </w:r>
+    </w:p>
+    <w:p>
+      <w:r>
+        <w:t xml:space="preserve">│   │   </w:t>
+      </w:r>
+      <w:r>
+        <w:rPr>
+          <w:rFonts w:ascii="Arial" w:hAnsi="Arial" w:cs="Arial"/>
+        </w:rPr>
+        <w:t>├</w:t>
+      </w:r>
+      <w:r>
+        <w:rPr>
+          <w:rFonts w:ascii="Calibri" w:hAnsi="Calibri" w:cs="Calibri"/>
+        </w:rPr>
+        <w:t>──</w:t>
+      </w:r>
+      <w:r>
+        <w:t xml:space="preserve"> Post.cpp</w:t>
+      </w:r>
+    </w:p>
+    <w:p>
+      <w:r>
+        <w:t xml:space="preserve">│   │   </w:t>
+      </w:r>
+      <w:r>
+        <w:rPr>
+          <w:rFonts w:ascii="Arial" w:hAnsi="Arial" w:cs="Arial"/>
+        </w:rPr>
+        <w:t>├</w:t>
+      </w:r>
+      <w:r>
+        <w:rPr>
+          <w:rFonts w:ascii="Calibri" w:hAnsi="Calibri" w:cs="Calibri"/>
+        </w:rPr>
+        <w:t>──</w:t>
+      </w:r>
+      <w:r>
+        <w:t xml:space="preserve"> Comment.hpp</w:t>
+      </w:r>
+    </w:p>
+    <w:p>
+      <w:r>
+        <w:t xml:space="preserve">│   │   </w:t>
+      </w:r>
+      <w:r>
+        <w:rPr>
+          <w:rFonts w:ascii="Arial" w:hAnsi="Arial" w:cs="Arial"/>
+        </w:rPr>
+        <w:t>├</w:t>
+      </w:r>
+      <w:r>
+        <w:rPr>
+          <w:rFonts w:ascii="Calibri" w:hAnsi="Calibri" w:cs="Calibri"/>
+        </w:rPr>
+        <w:t>──</w:t>
+      </w:r>
+      <w:r>
+        <w:t xml:space="preserve"> Comment.cpp</w:t>
+      </w:r>
+    </w:p>
+    <w:p>
+      <w:r>
+        <w:t>│   │</w:t>
+      </w:r>
+    </w:p>
+    <w:p>
+      <w:r>
+        <w:t xml:space="preserve">│   │   </w:t>
+      </w:r>
+      <w:r>
+        <w:rPr>
+          <w:rFonts w:ascii="Arial" w:hAnsi="Arial" w:cs="Arial"/>
+        </w:rPr>
+        <w:t>├</w:t>
+      </w:r>
+      <w:r>
+        <w:rPr>
+          <w:rFonts w:ascii="Calibri" w:hAnsi="Calibri" w:cs="Calibri"/>
+        </w:rPr>
+        <w:t>──</w:t>
+      </w:r>
+      <w:r>
+        <w:t xml:space="preserve"> media/</w:t>
+      </w:r>
+    </w:p>
+    <w:p>
+      <w:r>
+        <w:t xml:space="preserve">│   │   │   </w:t>
+      </w:r>
+      <w:r>
+        <w:rPr>
+          <w:rFonts w:ascii="Arial" w:hAnsi="Arial" w:cs="Arial"/>
+        </w:rPr>
+        <w:t>├</w:t>
+      </w:r>
+      <w:r>
+        <w:rPr>
+          <w:rFonts w:ascii="Calibri" w:hAnsi="Calibri" w:cs="Calibri"/>
+        </w:rPr>
+        <w:t>──</w:t>
+      </w:r>
+      <w:r>
+        <w:t xml:space="preserve"> Media.hpp</w:t>
+      </w:r>
+    </w:p>
+    <w:p>
+      <w:r>
+        <w:t xml:space="preserve">│   │   │   </w:t>
+      </w:r>
+      <w:r>
+        <w:rPr>
+          <w:rFonts w:ascii="Arial" w:hAnsi="Arial" w:cs="Arial"/>
+        </w:rPr>
+        <w:t>├</w:t>
+      </w:r>
+      <w:r>
+        <w:rPr>
+          <w:rFonts w:ascii="Calibri" w:hAnsi="Calibri" w:cs="Calibri"/>
+        </w:rPr>
+        <w:t>──</w:t>
+      </w:r>
+      <w:r>
+        <w:t xml:space="preserve"> Media.cpp</w:t>
+      </w:r>
+    </w:p>
+    <w:p>
+      <w:r>
+        <w:t xml:space="preserve">│   │   │   </w:t>
+      </w:r>
+      <w:r>
+        <w:rPr>
+          <w:rFonts w:ascii="Arial" w:hAnsi="Arial" w:cs="Arial"/>
+        </w:rPr>
+        <w:t>├</w:t>
+      </w:r>
+      <w:r>
+        <w:rPr>
+          <w:rFonts w:ascii="Calibri" w:hAnsi="Calibri" w:cs="Calibri"/>
+        </w:rPr>
+        <w:t>──</w:t>
+      </w:r>
+      <w:r>
+        <w:t xml:space="preserve"> Image.hpp</w:t>
+      </w:r>
+    </w:p>
+    <w:p>
+      <w:r>
+        <w:t xml:space="preserve">│   │   │   </w:t>
+      </w:r>
+      <w:r>
+        <w:rPr>
+          <w:rFonts w:ascii="Arial" w:hAnsi="Arial" w:cs="Arial"/>
+        </w:rPr>
+        <w:t>├</w:t>
+      </w:r>
+      <w:r>
+        <w:rPr>
+          <w:rFonts w:ascii="Calibri" w:hAnsi="Calibri" w:cs="Calibri"/>
+        </w:rPr>
+        <w:t>──</w:t>
+      </w:r>
+      <w:r>
+        <w:t xml:space="preserve"> Image.cpp</w:t>
+      </w:r>
+    </w:p>
+    <w:p>
+      <w:r>
+        <w:t xml:space="preserve">│   │   │   </w:t>
+      </w:r>
+      <w:r>
+        <w:rPr>
+          <w:rFonts w:ascii="Arial" w:hAnsi="Arial" w:cs="Arial"/>
+        </w:rPr>
+        <w:t>├</w:t>
+      </w:r>
+      <w:r>
+        <w:rPr>
+          <w:rFonts w:ascii="Calibri" w:hAnsi="Calibri" w:cs="Calibri"/>
+        </w:rPr>
+        <w:t>──</w:t>
+      </w:r>
+      <w:r>
+        <w:t xml:space="preserve"> Video.hpp</w:t>
+      </w:r>
+    </w:p>
+    <w:p>
+      <w:r>
+        <w:t>│   │   │   └── Video.cpp</w:t>
       </w:r>
     </w:p>
     <w:p>
@@ -486,237 +701,72 @@
         <w:t>──</w:t>
       </w:r>
       <w:r>
-        <w:t xml:space="preserve"> content/</w:t>
-      </w:r>
-    </w:p>
-    <w:p>
-      <w:r>
-        <w:t xml:space="preserve">│   │   </w:t>
-      </w:r>
-      <w:r>
-        <w:rPr>
-          <w:rFonts w:ascii="Arial" w:hAnsi="Arial" w:cs="Arial"/>
-        </w:rPr>
-        <w:t>├</w:t>
-      </w:r>
-      <w:r>
-        <w:rPr>
-          <w:rFonts w:ascii="Calibri" w:hAnsi="Calibri" w:cs="Calibri"/>
-        </w:rPr>
-        <w:t>──</w:t>
-      </w:r>
-      <w:r>
-        <w:t xml:space="preserve"> Postable.hpp</w:t>
-      </w:r>
-    </w:p>
-    <w:p>
-      <w:r>
-        <w:t xml:space="preserve">│   │   </w:t>
-      </w:r>
-      <w:r>
-        <w:rPr>
-          <w:rFonts w:ascii="Arial" w:hAnsi="Arial" w:cs="Arial"/>
-        </w:rPr>
-        <w:t>├</w:t>
-      </w:r>
-      <w:r>
-        <w:rPr>
-          <w:rFonts w:ascii="Calibri" w:hAnsi="Calibri" w:cs="Calibri"/>
-        </w:rPr>
-        <w:t>──</w:t>
-      </w:r>
-      <w:r>
-        <w:t xml:space="preserve"> Post.hpp</w:t>
-      </w:r>
-    </w:p>
-    <w:p>
-      <w:r>
-        <w:t xml:space="preserve">│   │   </w:t>
-      </w:r>
-      <w:r>
-        <w:rPr>
-          <w:rFonts w:ascii="Arial" w:hAnsi="Arial" w:cs="Arial"/>
-        </w:rPr>
-        <w:t>├</w:t>
-      </w:r>
-      <w:r>
-        <w:rPr>
-          <w:rFonts w:ascii="Calibri" w:hAnsi="Calibri" w:cs="Calibri"/>
-        </w:rPr>
-        <w:t>──</w:t>
-      </w:r>
-      <w:r>
-        <w:t xml:space="preserve"> Post.cpp</w:t>
-      </w:r>
-    </w:p>
-    <w:p>
-      <w:r>
-        <w:t xml:space="preserve">│   │   </w:t>
-      </w:r>
-      <w:r>
-        <w:rPr>
-          <w:rFonts w:ascii="Arial" w:hAnsi="Arial" w:cs="Arial"/>
-        </w:rPr>
-        <w:t>├</w:t>
-      </w:r>
-      <w:r>
-        <w:rPr>
-          <w:rFonts w:ascii="Calibri" w:hAnsi="Calibri" w:cs="Calibri"/>
-        </w:rPr>
-        <w:t>──</w:t>
-      </w:r>
-      <w:r>
-        <w:t xml:space="preserve"> Comment.hpp</w:t>
-      </w:r>
-    </w:p>
-    <w:p>
-      <w:r>
-        <w:t xml:space="preserve">│   │   </w:t>
-      </w:r>
-      <w:r>
-        <w:rPr>
-          <w:rFonts w:ascii="Arial" w:hAnsi="Arial" w:cs="Arial"/>
-        </w:rPr>
-        <w:t>├</w:t>
-      </w:r>
-      <w:r>
-        <w:rPr>
-          <w:rFonts w:ascii="Calibri" w:hAnsi="Calibri" w:cs="Calibri"/>
-        </w:rPr>
-        <w:t>──</w:t>
-      </w:r>
-      <w:r>
-        <w:t xml:space="preserve"> Comment.cpp</w:t>
-      </w:r>
-    </w:p>
-    <w:p>
-      <w:r>
-        <w:t>│   │</w:t>
-      </w:r>
-    </w:p>
-    <w:p>
-      <w:r>
-        <w:t xml:space="preserve">│   │   </w:t>
-      </w:r>
-      <w:r>
-        <w:rPr>
-          <w:rFonts w:ascii="Arial" w:hAnsi="Arial" w:cs="Arial"/>
-        </w:rPr>
-        <w:t>├</w:t>
-      </w:r>
-      <w:r>
-        <w:rPr>
-          <w:rFonts w:ascii="Calibri" w:hAnsi="Calibri" w:cs="Calibri"/>
-        </w:rPr>
-        <w:t>──</w:t>
-      </w:r>
-      <w:r>
-        <w:t xml:space="preserve"> media/</w:t>
-      </w:r>
-    </w:p>
-    <w:p>
-      <w:r>
-        <w:t xml:space="preserve">│   │   │   </w:t>
-      </w:r>
-      <w:r>
-        <w:rPr>
-          <w:rFonts w:ascii="Arial" w:hAnsi="Arial" w:cs="Arial"/>
-        </w:rPr>
-        <w:t>├</w:t>
-      </w:r>
-      <w:r>
-        <w:rPr>
-          <w:rFonts w:ascii="Calibri" w:hAnsi="Calibri" w:cs="Calibri"/>
-        </w:rPr>
-        <w:t>──</w:t>
-      </w:r>
-      <w:r>
-        <w:t xml:space="preserve"> Media.hpp</w:t>
-      </w:r>
-    </w:p>
-    <w:p>
-      <w:r>
-        <w:t xml:space="preserve">│   │   │   </w:t>
-      </w:r>
-      <w:r>
-        <w:rPr>
-          <w:rFonts w:ascii="Arial" w:hAnsi="Arial" w:cs="Arial"/>
-        </w:rPr>
-        <w:t>├</w:t>
-      </w:r>
-      <w:r>
-        <w:rPr>
-          <w:rFonts w:ascii="Calibri" w:hAnsi="Calibri" w:cs="Calibri"/>
-        </w:rPr>
-        <w:t>──</w:t>
-      </w:r>
-      <w:r>
-        <w:t xml:space="preserve"> Media.cpp</w:t>
-      </w:r>
-    </w:p>
-    <w:p>
-      <w:r>
-        <w:t xml:space="preserve">│   │   │   </w:t>
-      </w:r>
-      <w:r>
-        <w:rPr>
-          <w:rFonts w:ascii="Arial" w:hAnsi="Arial" w:cs="Arial"/>
-        </w:rPr>
-        <w:t>├</w:t>
-      </w:r>
-      <w:r>
-        <w:rPr>
-          <w:rFonts w:ascii="Calibri" w:hAnsi="Calibri" w:cs="Calibri"/>
-        </w:rPr>
-        <w:t>──</w:t>
-      </w:r>
-      <w:r>
-        <w:t xml:space="preserve"> Image.hpp</w:t>
-      </w:r>
-    </w:p>
-    <w:p>
-      <w:r>
-        <w:t xml:space="preserve">│   │   │   </w:t>
-      </w:r>
-      <w:r>
-        <w:rPr>
-          <w:rFonts w:ascii="Arial" w:hAnsi="Arial" w:cs="Arial"/>
-        </w:rPr>
-        <w:t>├</w:t>
-      </w:r>
-      <w:r>
-        <w:rPr>
-          <w:rFonts w:ascii="Calibri" w:hAnsi="Calibri" w:cs="Calibri"/>
-        </w:rPr>
-        <w:t>──</w:t>
-      </w:r>
-      <w:r>
-        <w:t xml:space="preserve"> Image.cpp</w:t>
-      </w:r>
-    </w:p>
-    <w:p>
-      <w:r>
-        <w:t xml:space="preserve">│   │   │   </w:t>
-      </w:r>
-      <w:r>
-        <w:rPr>
-          <w:rFonts w:ascii="Arial" w:hAnsi="Arial" w:cs="Arial"/>
-        </w:rPr>
-        <w:t>├</w:t>
-      </w:r>
-      <w:r>
-        <w:rPr>
-          <w:rFonts w:ascii="Calibri" w:hAnsi="Calibri" w:cs="Calibri"/>
-        </w:rPr>
-        <w:t>──</w:t>
-      </w:r>
-      <w:r>
-        <w:t xml:space="preserve"> Video.hpp</w:t>
-      </w:r>
-    </w:p>
-    <w:p>
-      <w:r>
-        <w:t>│   │   │   └── Video.cpp</w:t>
+        <w:t xml:space="preserve"> social/</w:t>
+      </w:r>
+    </w:p>
+    <w:p>
+      <w:r>
+        <w:t xml:space="preserve">│   │   </w:t>
+      </w:r>
+      <w:r>
+        <w:rPr>
+          <w:rFonts w:ascii="Arial" w:hAnsi="Arial" w:cs="Arial"/>
+        </w:rPr>
+        <w:t>├</w:t>
+      </w:r>
+      <w:r>
+        <w:rPr>
+          <w:rFonts w:ascii="Calibri" w:hAnsi="Calibri" w:cs="Calibri"/>
+        </w:rPr>
+        <w:t>──</w:t>
+      </w:r>
+      <w:r>
+        <w:t xml:space="preserve"> Like.hpp</w:t>
+      </w:r>
+    </w:p>
+    <w:p>
+      <w:r>
+        <w:t xml:space="preserve">│   │   </w:t>
+      </w:r>
+      <w:r>
+        <w:rPr>
+          <w:rFonts w:ascii="Arial" w:hAnsi="Arial" w:cs="Arial"/>
+        </w:rPr>
+        <w:t>├</w:t>
+      </w:r>
+      <w:r>
+        <w:rPr>
+          <w:rFonts w:ascii="Calibri" w:hAnsi="Calibri" w:cs="Calibri"/>
+        </w:rPr>
+        <w:t>──</w:t>
+      </w:r>
+      <w:r>
+        <w:t xml:space="preserve"> Like.cpp</w:t>
+      </w:r>
+    </w:p>
+    <w:p>
+      <w:r>
+        <w:t xml:space="preserve">│   │   </w:t>
+      </w:r>
+      <w:r>
+        <w:rPr>
+          <w:rFonts w:ascii="Arial" w:hAnsi="Arial" w:cs="Arial"/>
+        </w:rPr>
+        <w:t>├</w:t>
+      </w:r>
+      <w:r>
+        <w:rPr>
+          <w:rFonts w:ascii="Calibri" w:hAnsi="Calibri" w:cs="Calibri"/>
+        </w:rPr>
+        <w:t>──</w:t>
+      </w:r>
+      <w:r>
+        <w:t xml:space="preserve"> Follow.hpp</w:t>
+      </w:r>
+    </w:p>
+    <w:p>
+      <w:r>
+        <w:t>│   │   └── Follow.cpp</w:t>
       </w:r>
     </w:p>
     <w:p>
@@ -741,72 +791,112 @@
         <w:t>──</w:t>
       </w:r>
       <w:r>
-        <w:t xml:space="preserve"> social/</w:t>
-      </w:r>
-    </w:p>
-    <w:p>
-      <w:r>
-        <w:t xml:space="preserve">│   │   </w:t>
-      </w:r>
-      <w:r>
-        <w:rPr>
-          <w:rFonts w:ascii="Arial" w:hAnsi="Arial" w:cs="Arial"/>
-        </w:rPr>
-        <w:t>├</w:t>
-      </w:r>
-      <w:r>
-        <w:rPr>
-          <w:rFonts w:ascii="Calibri" w:hAnsi="Calibri" w:cs="Calibri"/>
-        </w:rPr>
-        <w:t>──</w:t>
-      </w:r>
-      <w:r>
-        <w:t xml:space="preserve"> Like.hpp</w:t>
-      </w:r>
-    </w:p>
-    <w:p>
-      <w:r>
-        <w:t xml:space="preserve">│   │   </w:t>
-      </w:r>
-      <w:r>
-        <w:rPr>
-          <w:rFonts w:ascii="Arial" w:hAnsi="Arial" w:cs="Arial"/>
-        </w:rPr>
-        <w:t>├</w:t>
-      </w:r>
-      <w:r>
-        <w:rPr>
-          <w:rFonts w:ascii="Calibri" w:hAnsi="Calibri" w:cs="Calibri"/>
-        </w:rPr>
-        <w:t>──</w:t>
-      </w:r>
-      <w:r>
-        <w:t xml:space="preserve"> Like.cpp</w:t>
-      </w:r>
-    </w:p>
-    <w:p>
-      <w:r>
-        <w:t xml:space="preserve">│   │   </w:t>
-      </w:r>
-      <w:r>
-        <w:rPr>
-          <w:rFonts w:ascii="Arial" w:hAnsi="Arial" w:cs="Arial"/>
-        </w:rPr>
-        <w:t>├</w:t>
-      </w:r>
-      <w:r>
-        <w:rPr>
-          <w:rFonts w:ascii="Calibri" w:hAnsi="Calibri" w:cs="Calibri"/>
-        </w:rPr>
-        <w:t>──</w:t>
-      </w:r>
-      <w:r>
-        <w:t xml:space="preserve"> Follow.hpp</w:t>
-      </w:r>
-    </w:p>
-    <w:p>
-      <w:r>
-        <w:t>│   │   └── Follow.cpp</w:t>
+        <w:t xml:space="preserve"> messaging/</w:t>
+      </w:r>
+    </w:p>
+    <w:p>
+      <w:r>
+        <w:t xml:space="preserve">│   │   </w:t>
+      </w:r>
+      <w:r>
+        <w:rPr>
+          <w:rFonts w:ascii="Arial" w:hAnsi="Arial" w:cs="Arial"/>
+        </w:rPr>
+        <w:t>├</w:t>
+      </w:r>
+      <w:r>
+        <w:rPr>
+          <w:rFonts w:ascii="Calibri" w:hAnsi="Calibri" w:cs="Calibri"/>
+        </w:rPr>
+        <w:t>──</w:t>
+      </w:r>
+      <w:r>
+        <w:t xml:space="preserve"> Conversation.hpp</w:t>
+      </w:r>
+    </w:p>
+    <w:p>
+      <w:r>
+        <w:t xml:space="preserve">│   │   </w:t>
+      </w:r>
+      <w:r>
+        <w:rPr>
+          <w:rFonts w:ascii="Arial" w:hAnsi="Arial" w:cs="Arial"/>
+        </w:rPr>
+        <w:t>├</w:t>
+      </w:r>
+      <w:r>
+        <w:rPr>
+          <w:rFonts w:ascii="Calibri" w:hAnsi="Calibri" w:cs="Calibri"/>
+        </w:rPr>
+        <w:t>──</w:t>
+      </w:r>
+      <w:r>
+        <w:t xml:space="preserve"> Conversation.cpp</w:t>
+      </w:r>
+    </w:p>
+    <w:p>
+      <w:r>
+        <w:t xml:space="preserve">│   │   </w:t>
+      </w:r>
+      <w:r>
+        <w:rPr>
+          <w:rFonts w:ascii="Arial" w:hAnsi="Arial" w:cs="Arial"/>
+        </w:rPr>
+        <w:t>├</w:t>
+      </w:r>
+      <w:r>
+        <w:rPr>
+          <w:rFonts w:ascii="Calibri" w:hAnsi="Calibri" w:cs="Calibri"/>
+        </w:rPr>
+        <w:t>──</w:t>
+      </w:r>
+      <w:r>
+        <w:t xml:space="preserve"> Message.hpp</w:t>
+      </w:r>
+    </w:p>
+    <w:p>
+      <w:r>
+        <w:t xml:space="preserve">│   │   </w:t>
+      </w:r>
+      <w:r>
+        <w:rPr>
+          <w:rFonts w:ascii="Arial" w:hAnsi="Arial" w:cs="Arial"/>
+        </w:rPr>
+        <w:t>├</w:t>
+      </w:r>
+      <w:r>
+        <w:rPr>
+          <w:rFonts w:ascii="Calibri" w:hAnsi="Calibri" w:cs="Calibri"/>
+        </w:rPr>
+        <w:t>──</w:t>
+      </w:r>
+      <w:r>
+        <w:t xml:space="preserve"> Message.cpp</w:t>
+      </w:r>
+    </w:p>
+    <w:p>
+      <w:r>
+        <w:t xml:space="preserve">│   │   </w:t>
+      </w:r>
+      <w:r>
+        <w:rPr>
+          <w:rFonts w:ascii="Arial" w:hAnsi="Arial" w:cs="Arial"/>
+        </w:rPr>
+        <w:t>├</w:t>
+      </w:r>
+      <w:r>
+        <w:rPr>
+          <w:rFonts w:ascii="Calibri" w:hAnsi="Calibri" w:cs="Calibri"/>
+        </w:rPr>
+        <w:t>──</w:t>
+      </w:r>
+      <w:r>
+        <w:t xml:space="preserve"> ConversationUser.hpp</w:t>
+      </w:r>
+    </w:p>
+    <w:p>
+      <w:r>
+        <w:t>│   │   └── ConversationUser.cpp</w:t>
       </w:r>
     </w:p>
     <w:p>
@@ -816,128 +906,48 @@
     </w:p>
     <w:p>
       <w:r>
-        <w:t xml:space="preserve">│   </w:t>
-      </w:r>
-      <w:r>
-        <w:rPr>
-          <w:rFonts w:ascii="Arial" w:hAnsi="Arial" w:cs="Arial"/>
-        </w:rPr>
-        <w:t>├</w:t>
-      </w:r>
-      <w:r>
-        <w:rPr>
-          <w:rFonts w:ascii="Calibri" w:hAnsi="Calibri" w:cs="Calibri"/>
-        </w:rPr>
-        <w:t>──</w:t>
-      </w:r>
-      <w:r>
-        <w:t xml:space="preserve"> messaging/</w:t>
-      </w:r>
-    </w:p>
-    <w:p>
-      <w:r>
-        <w:t xml:space="preserve">│   │   </w:t>
-      </w:r>
-      <w:r>
-        <w:rPr>
-          <w:rFonts w:ascii="Arial" w:hAnsi="Arial" w:cs="Arial"/>
-        </w:rPr>
-        <w:t>├</w:t>
-      </w:r>
-      <w:r>
-        <w:rPr>
-          <w:rFonts w:ascii="Calibri" w:hAnsi="Calibri" w:cs="Calibri"/>
-        </w:rPr>
-        <w:t>──</w:t>
-      </w:r>
-      <w:r>
-        <w:t xml:space="preserve"> Conversation.hpp</w:t>
-      </w:r>
-    </w:p>
-    <w:p>
-      <w:r>
-        <w:t xml:space="preserve">│   │   </w:t>
-      </w:r>
-      <w:r>
-        <w:rPr>
-          <w:rFonts w:ascii="Arial" w:hAnsi="Arial" w:cs="Arial"/>
-        </w:rPr>
-        <w:t>├</w:t>
-      </w:r>
-      <w:r>
-        <w:rPr>
-          <w:rFonts w:ascii="Calibri" w:hAnsi="Calibri" w:cs="Calibri"/>
-        </w:rPr>
-        <w:t>──</w:t>
-      </w:r>
-      <w:r>
-        <w:t xml:space="preserve"> Conversation.cpp</w:t>
-      </w:r>
-    </w:p>
-    <w:p>
-      <w:r>
-        <w:t xml:space="preserve">│   │   </w:t>
-      </w:r>
-      <w:r>
-        <w:rPr>
-          <w:rFonts w:ascii="Arial" w:hAnsi="Arial" w:cs="Arial"/>
-        </w:rPr>
-        <w:t>├</w:t>
-      </w:r>
-      <w:r>
-        <w:rPr>
-          <w:rFonts w:ascii="Calibri" w:hAnsi="Calibri" w:cs="Calibri"/>
-        </w:rPr>
-        <w:t>──</w:t>
-      </w:r>
-      <w:r>
-        <w:t xml:space="preserve"> Message.hpp</w:t>
-      </w:r>
-    </w:p>
-    <w:p>
-      <w:r>
-        <w:t xml:space="preserve">│   │   </w:t>
-      </w:r>
-      <w:r>
-        <w:rPr>
-          <w:rFonts w:ascii="Arial" w:hAnsi="Arial" w:cs="Arial"/>
-        </w:rPr>
-        <w:t>├</w:t>
-      </w:r>
-      <w:r>
-        <w:rPr>
-          <w:rFonts w:ascii="Calibri" w:hAnsi="Calibri" w:cs="Calibri"/>
-        </w:rPr>
-        <w:t>──</w:t>
-      </w:r>
-      <w:r>
-        <w:t xml:space="preserve"> Message.cpp</w:t>
-      </w:r>
-    </w:p>
-    <w:p>
-      <w:r>
-        <w:t xml:space="preserve">│   │   </w:t>
-      </w:r>
-      <w:r>
-        <w:rPr>
-          <w:rFonts w:ascii="Arial" w:hAnsi="Arial" w:cs="Arial"/>
-        </w:rPr>
-        <w:t>├</w:t>
-      </w:r>
-      <w:r>
-        <w:rPr>
-          <w:rFonts w:ascii="Calibri" w:hAnsi="Calibri" w:cs="Calibri"/>
-        </w:rPr>
-        <w:t>──</w:t>
-      </w:r>
-      <w:r>
-        <w:t xml:space="preserve"> ConversationUser.hpp</w:t>
-      </w:r>
-    </w:p>
-    <w:p>
-      <w:r>
         <w:lastRenderedPageBreak/>
-        <w:t>│   │   └── ConversationUser.cpp</w:t>
+        <w:t xml:space="preserve">│   </w:t>
+      </w:r>
+      <w:r>
+        <w:rPr>
+          <w:rFonts w:ascii="Arial" w:hAnsi="Arial" w:cs="Arial"/>
+        </w:rPr>
+        <w:t>├</w:t>
+      </w:r>
+      <w:r>
+        <w:rPr>
+          <w:rFonts w:ascii="Calibri" w:hAnsi="Calibri" w:cs="Calibri"/>
+        </w:rPr>
+        <w:t>──</w:t>
+      </w:r>
+      <w:r>
+        <w:t xml:space="preserve"> notification/</w:t>
+      </w:r>
+    </w:p>
+    <w:p>
+      <w:r>
+        <w:t xml:space="preserve">│   │   </w:t>
+      </w:r>
+      <w:r>
+        <w:rPr>
+          <w:rFonts w:ascii="Arial" w:hAnsi="Arial" w:cs="Arial"/>
+        </w:rPr>
+        <w:t>├</w:t>
+      </w:r>
+      <w:r>
+        <w:rPr>
+          <w:rFonts w:ascii="Calibri" w:hAnsi="Calibri" w:cs="Calibri"/>
+        </w:rPr>
+        <w:t>──</w:t>
+      </w:r>
+      <w:r>
+        <w:t xml:space="preserve"> Notification.hpp</w:t>
+      </w:r>
+    </w:p>
+    <w:p>
+      <w:r>
+        <w:t>│   │   └── Notification.cpp</w:t>
       </w:r>
     </w:p>
     <w:p>
@@ -962,32 +972,27 @@
         <w:t>──</w:t>
       </w:r>
       <w:r>
-        <w:t xml:space="preserve"> notification/</w:t>
-      </w:r>
-    </w:p>
-    <w:p>
-      <w:r>
-        <w:t xml:space="preserve">│   │   </w:t>
-      </w:r>
-      <w:r>
-        <w:rPr>
-          <w:rFonts w:ascii="Arial" w:hAnsi="Arial" w:cs="Arial"/>
-        </w:rPr>
-        <w:t>├</w:t>
-      </w:r>
-      <w:r>
-        <w:rPr>
-          <w:rFonts w:ascii="Calibri" w:hAnsi="Calibri" w:cs="Calibri"/>
-        </w:rPr>
-        <w:t>──</w:t>
-      </w:r>
-      <w:r>
-        <w:t xml:space="preserve"> Notification.hpp</w:t>
-      </w:r>
-    </w:p>
-    <w:p>
-      <w:r>
-        <w:t>│   │   └── Notification.cpp</w:t>
+        <w:t xml:space="preserve"> Engine.hpp               # central controller</w:t>
+      </w:r>
+    </w:p>
+    <w:p>
+      <w:r>
+        <w:t xml:space="preserve">│   </w:t>
+      </w:r>
+      <w:r>
+        <w:rPr>
+          <w:rFonts w:ascii="Arial" w:hAnsi="Arial" w:cs="Arial"/>
+        </w:rPr>
+        <w:t>├</w:t>
+      </w:r>
+      <w:r>
+        <w:rPr>
+          <w:rFonts w:ascii="Calibri" w:hAnsi="Calibri" w:cs="Calibri"/>
+        </w:rPr>
+        <w:t>──</w:t>
+      </w:r>
+      <w:r>
+        <w:t xml:space="preserve"> Engine.cpp</w:t>
       </w:r>
     </w:p>
     <w:p>
@@ -1012,27 +1017,12 @@
         <w:t>──</w:t>
       </w:r>
       <w:r>
-        <w:t xml:space="preserve"> Engine.hpp               # central controller</w:t>
-      </w:r>
-    </w:p>
-    <w:p>
-      <w:r>
-        <w:t xml:space="preserve">│   </w:t>
-      </w:r>
-      <w:r>
-        <w:rPr>
-          <w:rFonts w:ascii="Arial" w:hAnsi="Arial" w:cs="Arial"/>
-        </w:rPr>
-        <w:t>├</w:t>
-      </w:r>
-      <w:r>
-        <w:rPr>
-          <w:rFonts w:ascii="Calibri" w:hAnsi="Calibri" w:cs="Calibri"/>
-        </w:rPr>
-        <w:t>──</w:t>
-      </w:r>
-      <w:r>
-        <w:t xml:space="preserve"> Engine.cpp</w:t>
+        <w:t xml:space="preserve"> bindings.cpp</w:t>
+      </w:r>
+    </w:p>
+    <w:p>
+      <w:r>
+        <w:t>│   └── setup.py</w:t>
       </w:r>
     </w:p>
     <w:p>
@@ -1042,36 +1032,6 @@
     </w:p>
     <w:p>
       <w:r>
-        <w:t xml:space="preserve">│   </w:t>
-      </w:r>
-      <w:r>
-        <w:rPr>
-          <w:rFonts w:ascii="Arial" w:hAnsi="Arial" w:cs="Arial"/>
-        </w:rPr>
-        <w:t>├</w:t>
-      </w:r>
-      <w:r>
-        <w:rPr>
-          <w:rFonts w:ascii="Calibri" w:hAnsi="Calibri" w:cs="Calibri"/>
-        </w:rPr>
-        <w:t>──</w:t>
-      </w:r>
-      <w:r>
-        <w:t xml:space="preserve"> bindings.cpp</w:t>
-      </w:r>
-    </w:p>
-    <w:p>
-      <w:r>
-        <w:t>│   └── setup.py</w:t>
-      </w:r>
-    </w:p>
-    <w:p>
-      <w:r>
-        <w:t>│</w:t>
-      </w:r>
-    </w:p>
-    <w:p>
-      <w:r>
         <w:rPr>
           <w:rFonts w:ascii="Arial" w:hAnsi="Arial" w:cs="Arial"/>
         </w:rPr>
@@ -1257,245 +1217,123 @@
     </w:p>
     <w:p>
       <w:r>
-        <w:t>│</w:t>
-      </w:r>
-    </w:p>
-    <w:p>
-      <w:r>
-        <w:t xml:space="preserve">│   </w:t>
-      </w:r>
-      <w:r>
-        <w:rPr>
-          <w:rFonts w:ascii="Arial" w:hAnsi="Arial" w:cs="Arial"/>
-        </w:rPr>
-        <w:t>├</w:t>
-      </w:r>
-      <w:r>
-        <w:rPr>
-          <w:rFonts w:ascii="Calibri" w:hAnsi="Calibri" w:cs="Calibri"/>
-        </w:rPr>
-        <w:t>──</w:t>
-      </w:r>
-      <w:r>
-        <w:t xml:space="preserve"> app.js</w:t>
-      </w:r>
-    </w:p>
-    <w:p>
-      <w:r>
-        <w:t xml:space="preserve">│   </w:t>
-      </w:r>
-      <w:r>
-        <w:rPr>
-          <w:rFonts w:ascii="Arial" w:hAnsi="Arial" w:cs="Arial"/>
-        </w:rPr>
-        <w:t>├</w:t>
-      </w:r>
-      <w:r>
-        <w:rPr>
-          <w:rFonts w:ascii="Calibri" w:hAnsi="Calibri" w:cs="Calibri"/>
-        </w:rPr>
-        <w:t>──</w:t>
-      </w:r>
-      <w:r>
-        <w:t xml:space="preserve"> chat.js</w:t>
-      </w:r>
-    </w:p>
-    <w:p>
-      <w:r>
-        <w:t>│   └── style.css</w:t>
-      </w:r>
-    </w:p>
-    <w:p>
-      <w:r>
-        <w:t>│</w:t>
-      </w:r>
-    </w:p>
-    <w:p>
-      <w:r>
-        <w:rPr>
-          <w:rFonts w:ascii="Arial" w:hAnsi="Arial" w:cs="Arial"/>
-        </w:rPr>
-        <w:t>├</w:t>
-      </w:r>
-      <w:r>
-        <w:rPr>
-          <w:rFonts w:ascii="Calibri" w:hAnsi="Calibri" w:cs="Calibri"/>
-        </w:rPr>
-        <w:t>──</w:t>
-      </w:r>
-      <w:r>
-        <w:t xml:space="preserve"> </w:t>
-      </w:r>
-      <w:proofErr w:type="gramStart"/>
-      <w:r>
-        <w:t>database</w:t>
-      </w:r>
-      <w:proofErr w:type="gramEnd"/>
-      <w:r>
-        <w:t>/</w:t>
-      </w:r>
-    </w:p>
-    <w:p>
-      <w:r>
-        <w:t xml:space="preserve">│   └── </w:t>
-      </w:r>
-      <w:proofErr w:type="spellStart"/>
-      <w:r>
-        <w:t>schema.sql</w:t>
-      </w:r>
-      <w:proofErr w:type="spellEnd"/>
-    </w:p>
-    <w:p>
-      <w:r>
-        <w:t>│</w:t>
-      </w:r>
-    </w:p>
-    <w:p>
-      <w:pPr>
-        <w:rPr>
-          <w:rFonts w:ascii="Calibri" w:hAnsi="Calibri" w:cs="Calibri"/>
-        </w:rPr>
-      </w:pPr>
-      <w:r>
-        <w:rPr>
-          <w:rFonts w:ascii="Arial" w:hAnsi="Arial" w:cs="Arial"/>
-        </w:rPr>
-        <w:lastRenderedPageBreak/>
-        <w:t>├</w:t>
-      </w:r>
-      <w:r>
-        <w:rPr>
-          <w:rFonts w:ascii="Calibri" w:hAnsi="Calibri" w:cs="Calibri"/>
-        </w:rPr>
-        <w:t>──</w:t>
-      </w:r>
-      <w:r>
-        <w:rPr>
-          <w:rFonts w:ascii="Calibri" w:hAnsi="Calibri" w:cs="Calibri"/>
-        </w:rPr>
-        <w:t xml:space="preserve"> </w:t>
-      </w:r>
-      <w:proofErr w:type="gramStart"/>
-      <w:r>
-        <w:rPr>
-          <w:rFonts w:ascii="Calibri" w:hAnsi="Calibri" w:cs="Calibri"/>
-        </w:rPr>
-        <w:t>docs</w:t>
-      </w:r>
-      <w:proofErr w:type="gramEnd"/>
-      <w:r>
-        <w:rPr>
-          <w:rFonts w:ascii="Calibri" w:hAnsi="Calibri" w:cs="Calibri"/>
-        </w:rPr>
-        <w:t>/</w:t>
-      </w:r>
-    </w:p>
-    <w:p>
-      <w:pPr>
-        <w:rPr>
-          <w:rFonts w:ascii="Calibri" w:hAnsi="Calibri" w:cs="Calibri"/>
-        </w:rPr>
-      </w:pPr>
-      <w:r>
-        <w:t>│</w:t>
-      </w:r>
-      <w:r>
-        <w:t xml:space="preserve">   </w:t>
-      </w:r>
-      <w:r>
-        <w:rPr>
-          <w:rFonts w:ascii="Arial" w:hAnsi="Arial" w:cs="Arial"/>
-        </w:rPr>
-        <w:t>├</w:t>
-      </w:r>
-      <w:r>
-        <w:rPr>
-          <w:rFonts w:ascii="Calibri" w:hAnsi="Calibri" w:cs="Calibri"/>
-        </w:rPr>
-        <w:t>──</w:t>
-      </w:r>
-      <w:r>
-        <w:rPr>
-          <w:rFonts w:ascii="Calibri" w:hAnsi="Calibri" w:cs="Calibri"/>
-        </w:rPr>
-        <w:t xml:space="preserve"> Design</w:t>
-      </w:r>
-    </w:p>
-    <w:p>
-      <w:pPr>
-        <w:rPr>
-          <w:rFonts w:ascii="Calibri" w:hAnsi="Calibri" w:cs="Calibri"/>
-        </w:rPr>
-      </w:pPr>
-      <w:r>
-        <w:t>│</w:t>
-      </w:r>
-      <w:r>
-        <w:rPr>
-          <w:rFonts w:ascii="Calibri" w:hAnsi="Calibri" w:cs="Calibri"/>
-        </w:rPr>
-        <w:t xml:space="preserve">    </w:t>
-      </w:r>
-      <w:r>
-        <w:t xml:space="preserve">│   </w:t>
-      </w:r>
-      <w:r>
-        <w:rPr>
-          <w:rFonts w:ascii="Arial" w:hAnsi="Arial" w:cs="Arial"/>
-        </w:rPr>
-        <w:t>├</w:t>
-      </w:r>
-      <w:r>
-        <w:rPr>
-          <w:rFonts w:ascii="Calibri" w:hAnsi="Calibri" w:cs="Calibri"/>
-        </w:rPr>
-        <w:t>──</w:t>
-      </w:r>
-      <w:r>
-        <w:rPr>
-          <w:rFonts w:ascii="Calibri" w:hAnsi="Calibri" w:cs="Calibri"/>
-        </w:rPr>
-        <w:t xml:space="preserve"> Desktop View.mp4</w:t>
-      </w:r>
-    </w:p>
-    <w:p>
-      <w:pPr>
-        <w:rPr>
-          <w:rFonts w:ascii="Calibri" w:hAnsi="Calibri" w:cs="Calibri"/>
-        </w:rPr>
-      </w:pPr>
-      <w:r>
-        <w:t>│</w:t>
-      </w:r>
-      <w:r>
-        <w:rPr>
-          <w:rFonts w:ascii="Calibri" w:hAnsi="Calibri" w:cs="Calibri"/>
-        </w:rPr>
-        <w:t xml:space="preserve">    </w:t>
-      </w:r>
-      <w:r>
-        <w:t xml:space="preserve">│   </w:t>
-      </w:r>
-      <w:r>
-        <w:rPr>
-          <w:rFonts w:ascii="Arial" w:hAnsi="Arial" w:cs="Arial"/>
-        </w:rPr>
-        <w:t>├</w:t>
-      </w:r>
-      <w:r>
-        <w:rPr>
-          <w:rFonts w:ascii="Calibri" w:hAnsi="Calibri" w:cs="Calibri"/>
-        </w:rPr>
-        <w:t xml:space="preserve">── </w:t>
-      </w:r>
-      <w:r>
-        <w:rPr>
-          <w:rFonts w:ascii="Calibri" w:hAnsi="Calibri" w:cs="Calibri"/>
-        </w:rPr>
-        <w:t>Mobile View.mp4</w:t>
+        <w:t xml:space="preserve">│   </w:t>
+      </w:r>
+      <w:r>
+        <w:rPr>
+          <w:rFonts w:ascii="Arial" w:hAnsi="Arial" w:cs="Arial"/>
+        </w:rPr>
+        <w:t>├</w:t>
+      </w:r>
+      <w:r>
+        <w:rPr>
+          <w:rFonts w:ascii="Calibri" w:hAnsi="Calibri" w:cs="Calibri"/>
+        </w:rPr>
+        <w:t>──</w:t>
+      </w:r>
+      <w:r>
+        <w:t xml:space="preserve"> newChat</w:t>
       </w:r>
       <w:bookmarkStart w:id="0" w:name="_GoBack"/>
       <w:bookmarkEnd w:id="0"/>
+      <w:r>
+        <w:t>.html</w:t>
+      </w:r>
+    </w:p>
+    <w:p>
+      <w:r>
+        <w:t>│</w:t>
+      </w:r>
+    </w:p>
+    <w:p>
+      <w:r>
+        <w:t xml:space="preserve">│   </w:t>
+      </w:r>
+      <w:r>
+        <w:rPr>
+          <w:rFonts w:ascii="Arial" w:hAnsi="Arial" w:cs="Arial"/>
+        </w:rPr>
+        <w:t>├</w:t>
+      </w:r>
+      <w:r>
+        <w:rPr>
+          <w:rFonts w:ascii="Calibri" w:hAnsi="Calibri" w:cs="Calibri"/>
+        </w:rPr>
+        <w:t>──</w:t>
+      </w:r>
+      <w:r>
+        <w:t xml:space="preserve"> app.js</w:t>
+      </w:r>
+    </w:p>
+    <w:p>
+      <w:r>
+        <w:t xml:space="preserve">│   </w:t>
+      </w:r>
+      <w:r>
+        <w:rPr>
+          <w:rFonts w:ascii="Arial" w:hAnsi="Arial" w:cs="Arial"/>
+        </w:rPr>
+        <w:t>├</w:t>
+      </w:r>
+      <w:r>
+        <w:rPr>
+          <w:rFonts w:ascii="Calibri" w:hAnsi="Calibri" w:cs="Calibri"/>
+        </w:rPr>
+        <w:t>──</w:t>
+      </w:r>
+      <w:r>
+        <w:t xml:space="preserve"> chat.js</w:t>
+      </w:r>
+    </w:p>
+    <w:p>
+      <w:r>
+        <w:t>│   └── style.css</w:t>
+      </w:r>
+    </w:p>
+    <w:p>
+      <w:r>
+        <w:t>│</w:t>
+      </w:r>
+    </w:p>
+    <w:p>
+      <w:r>
+        <w:rPr>
+          <w:rFonts w:ascii="Arial" w:hAnsi="Arial" w:cs="Arial"/>
+        </w:rPr>
+        <w:t>├</w:t>
+      </w:r>
+      <w:r>
+        <w:rPr>
+          <w:rFonts w:ascii="Calibri" w:hAnsi="Calibri" w:cs="Calibri"/>
+        </w:rPr>
+        <w:t>──</w:t>
+      </w:r>
+      <w:r>
+        <w:t xml:space="preserve"> </w:t>
+      </w:r>
+      <w:proofErr w:type="gramStart"/>
+      <w:r>
+        <w:t>database</w:t>
+      </w:r>
+      <w:proofErr w:type="gramEnd"/>
+      <w:r>
+        <w:t>/</w:t>
+      </w:r>
+    </w:p>
+    <w:p>
+      <w:r>
+        <w:t xml:space="preserve">│   └── </w:t>
+      </w:r>
+      <w:proofErr w:type="spellStart"/>
+      <w:r>
+        <w:t>schema.sql</w:t>
+      </w:r>
+      <w:proofErr w:type="spellEnd"/>
+    </w:p>
+    <w:p>
+      <w:r>
+        <w:t>│</w:t>
+      </w:r>
     </w:p>
     <w:p>
       <w:pPr>
@@ -1504,25 +1342,30 @@
         </w:rPr>
       </w:pPr>
       <w:r>
-        <w:t xml:space="preserve">│   </w:t>
-      </w:r>
-      <w:r>
-        <w:rPr>
-          <w:rFonts w:ascii="Arial" w:hAnsi="Arial" w:cs="Arial"/>
-        </w:rPr>
-        <w:t>├</w:t>
-      </w:r>
-      <w:r>
-        <w:rPr>
-          <w:rFonts w:ascii="Calibri" w:hAnsi="Calibri" w:cs="Calibri"/>
-        </w:rPr>
-        <w:t>──</w:t>
-      </w:r>
-      <w:r>
-        <w:rPr>
-          <w:rFonts w:ascii="Calibri" w:hAnsi="Calibri" w:cs="Calibri"/>
-        </w:rPr>
-        <w:t xml:space="preserve"> UML Diagram</w:t>
+        <w:rPr>
+          <w:rFonts w:ascii="Arial" w:hAnsi="Arial" w:cs="Arial"/>
+        </w:rPr>
+        <w:t>├</w:t>
+      </w:r>
+      <w:r>
+        <w:rPr>
+          <w:rFonts w:ascii="Calibri" w:hAnsi="Calibri" w:cs="Calibri"/>
+        </w:rPr>
+        <w:t xml:space="preserve">── </w:t>
+      </w:r>
+      <w:proofErr w:type="gramStart"/>
+      <w:r>
+        <w:rPr>
+          <w:rFonts w:ascii="Calibri" w:hAnsi="Calibri" w:cs="Calibri"/>
+        </w:rPr>
+        <w:t>docs</w:t>
+      </w:r>
+      <w:proofErr w:type="gramEnd"/>
+      <w:r>
+        <w:rPr>
+          <w:rFonts w:ascii="Calibri" w:hAnsi="Calibri" w:cs="Calibri"/>
+        </w:rPr>
+        <w:t>/</w:t>
       </w:r>
     </w:p>
     <w:p>
@@ -1532,39 +1375,126 @@
         </w:rPr>
       </w:pPr>
       <w:r>
-        <w:t xml:space="preserve">│   </w:t>
-      </w:r>
-      <w:r>
-        <w:rPr>
-          <w:rFonts w:ascii="Arial" w:hAnsi="Arial" w:cs="Arial"/>
-        </w:rPr>
-        <w:t>├</w:t>
-      </w:r>
-      <w:r>
-        <w:rPr>
-          <w:rFonts w:ascii="Calibri" w:hAnsi="Calibri" w:cs="Calibri"/>
-        </w:rPr>
-        <w:t>──</w:t>
-      </w:r>
-      <w:r>
-        <w:rPr>
-          <w:rFonts w:ascii="Calibri" w:hAnsi="Calibri" w:cs="Calibri"/>
-        </w:rPr>
-        <w:t xml:space="preserve"> </w:t>
-      </w:r>
-      <w:proofErr w:type="spellStart"/>
-      <w:r>
-        <w:rPr>
-          <w:rFonts w:ascii="Calibri" w:hAnsi="Calibri" w:cs="Calibri"/>
-        </w:rPr>
-        <w:t>YapStation</w:t>
-      </w:r>
-      <w:proofErr w:type="spellEnd"/>
-      <w:r>
-        <w:rPr>
-          <w:rFonts w:ascii="Calibri" w:hAnsi="Calibri" w:cs="Calibri"/>
-        </w:rPr>
-        <w:t xml:space="preserve"> Project Proposal</w:t>
+        <w:lastRenderedPageBreak/>
+        <w:t xml:space="preserve">│   </w:t>
+      </w:r>
+      <w:r>
+        <w:rPr>
+          <w:rFonts w:ascii="Arial" w:hAnsi="Arial" w:cs="Arial"/>
+        </w:rPr>
+        <w:t>├</w:t>
+      </w:r>
+      <w:r>
+        <w:rPr>
+          <w:rFonts w:ascii="Calibri" w:hAnsi="Calibri" w:cs="Calibri"/>
+        </w:rPr>
+        <w:t>── Design</w:t>
+      </w:r>
+    </w:p>
+    <w:p>
+      <w:pPr>
+        <w:rPr>
+          <w:rFonts w:ascii="Calibri" w:hAnsi="Calibri" w:cs="Calibri"/>
+        </w:rPr>
+      </w:pPr>
+      <w:r>
+        <w:t>│</w:t>
+      </w:r>
+      <w:r>
+        <w:rPr>
+          <w:rFonts w:ascii="Calibri" w:hAnsi="Calibri" w:cs="Calibri"/>
+        </w:rPr>
+        <w:t xml:space="preserve">    </w:t>
+      </w:r>
+      <w:r>
+        <w:t xml:space="preserve">│   </w:t>
+      </w:r>
+      <w:r>
+        <w:rPr>
+          <w:rFonts w:ascii="Arial" w:hAnsi="Arial" w:cs="Arial"/>
+        </w:rPr>
+        <w:t>├</w:t>
+      </w:r>
+      <w:r>
+        <w:rPr>
+          <w:rFonts w:ascii="Calibri" w:hAnsi="Calibri" w:cs="Calibri"/>
+        </w:rPr>
+        <w:t>── Desktop View.mp4</w:t>
+      </w:r>
+    </w:p>
+    <w:p>
+      <w:pPr>
+        <w:rPr>
+          <w:rFonts w:ascii="Calibri" w:hAnsi="Calibri" w:cs="Calibri"/>
+        </w:rPr>
+      </w:pPr>
+      <w:r>
+        <w:t>│</w:t>
+      </w:r>
+      <w:r>
+        <w:rPr>
+          <w:rFonts w:ascii="Calibri" w:hAnsi="Calibri" w:cs="Calibri"/>
+        </w:rPr>
+        <w:t xml:space="preserve">    </w:t>
+      </w:r>
+      <w:r>
+        <w:t xml:space="preserve">│   </w:t>
+      </w:r>
+      <w:r>
+        <w:rPr>
+          <w:rFonts w:ascii="Arial" w:hAnsi="Arial" w:cs="Arial"/>
+        </w:rPr>
+        <w:t>├</w:t>
+      </w:r>
+      <w:r>
+        <w:rPr>
+          <w:rFonts w:ascii="Calibri" w:hAnsi="Calibri" w:cs="Calibri"/>
+        </w:rPr>
+        <w:t>── Mobile View.mp4</w:t>
+      </w:r>
+    </w:p>
+    <w:p>
+      <w:pPr>
+        <w:rPr>
+          <w:rFonts w:ascii="Calibri" w:hAnsi="Calibri" w:cs="Calibri"/>
+        </w:rPr>
+      </w:pPr>
+      <w:r>
+        <w:t xml:space="preserve">│   </w:t>
+      </w:r>
+      <w:r>
+        <w:rPr>
+          <w:rFonts w:ascii="Arial" w:hAnsi="Arial" w:cs="Arial"/>
+        </w:rPr>
+        <w:t>├</w:t>
+      </w:r>
+      <w:r>
+        <w:rPr>
+          <w:rFonts w:ascii="Calibri" w:hAnsi="Calibri" w:cs="Calibri"/>
+        </w:rPr>
+        <w:t>── UML Diagram</w:t>
+      </w:r>
+    </w:p>
+    <w:p>
+      <w:pPr>
+        <w:rPr>
+          <w:rFonts w:ascii="Calibri" w:hAnsi="Calibri" w:cs="Calibri"/>
+        </w:rPr>
+      </w:pPr>
+      <w:r>
+        <w:t xml:space="preserve">│   </w:t>
+      </w:r>
+      <w:r>
+        <w:rPr>
+          <w:rFonts w:ascii="Arial" w:hAnsi="Arial" w:cs="Arial"/>
+        </w:rPr>
+        <w:t>├</w:t>
+      </w:r>
+      <w:r>
+        <w:rPr>
+          <w:rFonts w:ascii="Calibri" w:hAnsi="Calibri" w:cs="Calibri"/>
+        </w:rPr>
+        <w:t>── YapStation Project Proposal</w:t>
       </w:r>
     </w:p>
     <w:p>

--- a/docs/Folder Structure.docx
+++ b/docs/Folder Structure.docx
@@ -162,7 +162,65 @@
         <w:t>──</w:t>
       </w:r>
       <w:r>
-        <w:t xml:space="preserve"> BaseEntity.hpp</w:t>
+        <w:t xml:space="preserve"> </w:t>
+      </w:r>
+      <w:proofErr w:type="spellStart"/>
+      <w:r>
+        <w:t>enums</w:t>
+      </w:r>
+      <w:proofErr w:type="spellEnd"/>
+      <w:r>
+        <w:t>/</w:t>
+      </w:r>
+    </w:p>
+    <w:p>
+      <w:r>
+        <w:t xml:space="preserve">│   │   │   </w:t>
+      </w:r>
+      <w:r>
+        <w:rPr>
+          <w:rFonts w:ascii="Arial" w:hAnsi="Arial" w:cs="Arial"/>
+        </w:rPr>
+        <w:t>├</w:t>
+      </w:r>
+      <w:r>
+        <w:rPr>
+          <w:rFonts w:ascii="Calibri" w:hAnsi="Calibri" w:cs="Calibri"/>
+        </w:rPr>
+        <w:t>──</w:t>
+      </w:r>
+      <w:r>
+        <w:t xml:space="preserve"> Role.hpp</w:t>
+      </w:r>
+    </w:p>
+    <w:p>
+      <w:r>
+        <w:t>│   │   │   └── MembershipStatus.hpp</w:t>
+      </w:r>
+    </w:p>
+    <w:p>
+      <w:r>
+        <w:t>│</w:t>
+      </w:r>
+    </w:p>
+    <w:p>
+      <w:r>
+        <w:t xml:space="preserve">│   </w:t>
+      </w:r>
+      <w:r>
+        <w:rPr>
+          <w:rFonts w:ascii="Arial" w:hAnsi="Arial" w:cs="Arial"/>
+        </w:rPr>
+        <w:t>├</w:t>
+      </w:r>
+      <w:r>
+        <w:rPr>
+          <w:rFonts w:ascii="Calibri" w:hAnsi="Calibri" w:cs="Calibri"/>
+        </w:rPr>
+        <w:t>──</w:t>
+      </w:r>
+      <w:r>
+        <w:t xml:space="preserve"> user/</w:t>
       </w:r>
     </w:p>
     <w:p>
@@ -182,7 +240,268 @@
         <w:t>──</w:t>
       </w:r>
       <w:r>
-        <w:t xml:space="preserve"> BaseEntity.cpp</w:t>
+        <w:t xml:space="preserve"> Profile.hpp</w:t>
+      </w:r>
+    </w:p>
+    <w:p>
+      <w:r>
+        <w:t xml:space="preserve">│   │   </w:t>
+      </w:r>
+      <w:r>
+        <w:rPr>
+          <w:rFonts w:ascii="Arial" w:hAnsi="Arial" w:cs="Arial"/>
+        </w:rPr>
+        <w:t>├</w:t>
+      </w:r>
+      <w:r>
+        <w:rPr>
+          <w:rFonts w:ascii="Calibri" w:hAnsi="Calibri" w:cs="Calibri"/>
+        </w:rPr>
+        <w:t>──</w:t>
+      </w:r>
+      <w:r>
+        <w:t xml:space="preserve"> Profile.cpp</w:t>
+      </w:r>
+    </w:p>
+    <w:p>
+      <w:r>
+        <w:t xml:space="preserve">│   │   </w:t>
+      </w:r>
+      <w:r>
+        <w:rPr>
+          <w:rFonts w:ascii="Arial" w:hAnsi="Arial" w:cs="Arial"/>
+        </w:rPr>
+        <w:t>├</w:t>
+      </w:r>
+      <w:r>
+        <w:rPr>
+          <w:rFonts w:ascii="Calibri" w:hAnsi="Calibri" w:cs="Calibri"/>
+        </w:rPr>
+        <w:t>──</w:t>
+      </w:r>
+      <w:r>
+        <w:t xml:space="preserve"> User.hpp</w:t>
+      </w:r>
+    </w:p>
+    <w:p>
+      <w:r>
+        <w:t>│   │   └── User.cpp</w:t>
+      </w:r>
+    </w:p>
+    <w:p>
+      <w:r>
+        <w:t>│</w:t>
+      </w:r>
+    </w:p>
+    <w:p>
+      <w:r>
+        <w:t xml:space="preserve">│   </w:t>
+      </w:r>
+      <w:r>
+        <w:rPr>
+          <w:rFonts w:ascii="Arial" w:hAnsi="Arial" w:cs="Arial"/>
+        </w:rPr>
+        <w:t>├</w:t>
+      </w:r>
+      <w:r>
+        <w:rPr>
+          <w:rFonts w:ascii="Calibri" w:hAnsi="Calibri" w:cs="Calibri"/>
+        </w:rPr>
+        <w:t>──</w:t>
+      </w:r>
+      <w:r>
+        <w:t xml:space="preserve"> station/</w:t>
+      </w:r>
+    </w:p>
+    <w:p>
+      <w:r>
+        <w:t xml:space="preserve">│   │   </w:t>
+      </w:r>
+      <w:r>
+        <w:rPr>
+          <w:rFonts w:ascii="Arial" w:hAnsi="Arial" w:cs="Arial"/>
+        </w:rPr>
+        <w:t>├</w:t>
+      </w:r>
+      <w:r>
+        <w:rPr>
+          <w:rFonts w:ascii="Calibri" w:hAnsi="Calibri" w:cs="Calibri"/>
+        </w:rPr>
+        <w:t>──</w:t>
+      </w:r>
+      <w:r>
+        <w:t xml:space="preserve"> Station.hpp</w:t>
+      </w:r>
+    </w:p>
+    <w:p>
+      <w:r>
+        <w:t xml:space="preserve">│   │   </w:t>
+      </w:r>
+      <w:r>
+        <w:rPr>
+          <w:rFonts w:ascii="Arial" w:hAnsi="Arial" w:cs="Arial"/>
+        </w:rPr>
+        <w:t>├</w:t>
+      </w:r>
+      <w:r>
+        <w:rPr>
+          <w:rFonts w:ascii="Calibri" w:hAnsi="Calibri" w:cs="Calibri"/>
+        </w:rPr>
+        <w:t>──</w:t>
+      </w:r>
+      <w:r>
+        <w:t xml:space="preserve"> Station.cpp</w:t>
+      </w:r>
+    </w:p>
+    <w:p>
+      <w:r>
+        <w:t xml:space="preserve">│   │   </w:t>
+      </w:r>
+      <w:r>
+        <w:rPr>
+          <w:rFonts w:ascii="Arial" w:hAnsi="Arial" w:cs="Arial"/>
+        </w:rPr>
+        <w:t>├</w:t>
+      </w:r>
+      <w:r>
+        <w:rPr>
+          <w:rFonts w:ascii="Calibri" w:hAnsi="Calibri" w:cs="Calibri"/>
+        </w:rPr>
+        <w:t>──</w:t>
+      </w:r>
+      <w:r>
+        <w:t xml:space="preserve"> Membership.hpp</w:t>
+      </w:r>
+    </w:p>
+    <w:p>
+      <w:r>
+        <w:t>│   │   └── Membership.cpp</w:t>
+      </w:r>
+    </w:p>
+    <w:p>
+      <w:r>
+        <w:t>│</w:t>
+      </w:r>
+    </w:p>
+    <w:p>
+      <w:r>
+        <w:t xml:space="preserve">│   </w:t>
+      </w:r>
+      <w:r>
+        <w:rPr>
+          <w:rFonts w:ascii="Arial" w:hAnsi="Arial" w:cs="Arial"/>
+        </w:rPr>
+        <w:t>├</w:t>
+      </w:r>
+      <w:r>
+        <w:rPr>
+          <w:rFonts w:ascii="Calibri" w:hAnsi="Calibri" w:cs="Calibri"/>
+        </w:rPr>
+        <w:t>──</w:t>
+      </w:r>
+      <w:r>
+        <w:t xml:space="preserve"> content/</w:t>
+      </w:r>
+    </w:p>
+    <w:p>
+      <w:r>
+        <w:t xml:space="preserve">│   │   </w:t>
+      </w:r>
+      <w:r>
+        <w:rPr>
+          <w:rFonts w:ascii="Arial" w:hAnsi="Arial" w:cs="Arial"/>
+        </w:rPr>
+        <w:t>├</w:t>
+      </w:r>
+      <w:r>
+        <w:rPr>
+          <w:rFonts w:ascii="Calibri" w:hAnsi="Calibri" w:cs="Calibri"/>
+        </w:rPr>
+        <w:t>──</w:t>
+      </w:r>
+      <w:r>
+        <w:t xml:space="preserve"> Postable.hpp</w:t>
+      </w:r>
+    </w:p>
+    <w:p>
+      <w:r>
+        <w:t xml:space="preserve">│   │   </w:t>
+      </w:r>
+      <w:r>
+        <w:rPr>
+          <w:rFonts w:ascii="Arial" w:hAnsi="Arial" w:cs="Arial"/>
+        </w:rPr>
+        <w:t>├</w:t>
+      </w:r>
+      <w:r>
+        <w:rPr>
+          <w:rFonts w:ascii="Calibri" w:hAnsi="Calibri" w:cs="Calibri"/>
+        </w:rPr>
+        <w:t>──</w:t>
+      </w:r>
+      <w:r>
+        <w:t xml:space="preserve"> Post.hpp</w:t>
+      </w:r>
+    </w:p>
+    <w:p>
+      <w:r>
+        <w:lastRenderedPageBreak/>
+        <w:t xml:space="preserve">│   │   </w:t>
+      </w:r>
+      <w:r>
+        <w:rPr>
+          <w:rFonts w:ascii="Arial" w:hAnsi="Arial" w:cs="Arial"/>
+        </w:rPr>
+        <w:t>├</w:t>
+      </w:r>
+      <w:r>
+        <w:rPr>
+          <w:rFonts w:ascii="Calibri" w:hAnsi="Calibri" w:cs="Calibri"/>
+        </w:rPr>
+        <w:t>──</w:t>
+      </w:r>
+      <w:r>
+        <w:t xml:space="preserve"> Post.cpp</w:t>
+      </w:r>
+    </w:p>
+    <w:p>
+      <w:r>
+        <w:t xml:space="preserve">│   │   </w:t>
+      </w:r>
+      <w:r>
+        <w:rPr>
+          <w:rFonts w:ascii="Arial" w:hAnsi="Arial" w:cs="Arial"/>
+        </w:rPr>
+        <w:t>├</w:t>
+      </w:r>
+      <w:r>
+        <w:rPr>
+          <w:rFonts w:ascii="Calibri" w:hAnsi="Calibri" w:cs="Calibri"/>
+        </w:rPr>
+        <w:t>──</w:t>
+      </w:r>
+      <w:r>
+        <w:t xml:space="preserve"> Comment.hpp</w:t>
+      </w:r>
+    </w:p>
+    <w:p>
+      <w:r>
+        <w:t xml:space="preserve">│   │   </w:t>
+      </w:r>
+      <w:r>
+        <w:rPr>
+          <w:rFonts w:ascii="Arial" w:hAnsi="Arial" w:cs="Arial"/>
+        </w:rPr>
+        <w:t>├</w:t>
+      </w:r>
+      <w:r>
+        <w:rPr>
+          <w:rFonts w:ascii="Calibri" w:hAnsi="Calibri" w:cs="Calibri"/>
+        </w:rPr>
+        <w:t>──</w:t>
+      </w:r>
+      <w:r>
+        <w:t xml:space="preserve"> Comment.cpp</w:t>
       </w:r>
     </w:p>
     <w:p>
@@ -207,15 +526,7 @@
         <w:t>──</w:t>
       </w:r>
       <w:r>
-        <w:t xml:space="preserve"> </w:t>
-      </w:r>
-      <w:proofErr w:type="spellStart"/>
-      <w:r>
-        <w:t>enums</w:t>
-      </w:r>
-      <w:proofErr w:type="spellEnd"/>
-      <w:r>
-        <w:t>/</w:t>
+        <w:t xml:space="preserve"> media/</w:t>
       </w:r>
     </w:p>
     <w:p>
@@ -235,12 +546,92 @@
         <w:t>──</w:t>
       </w:r>
       <w:r>
-        <w:t xml:space="preserve"> Role.hpp</w:t>
-      </w:r>
-    </w:p>
-    <w:p>
-      <w:r>
-        <w:t>│   │   │   └── MembershipStatus.hpp</w:t>
+        <w:t xml:space="preserve"> Media.hpp</w:t>
+      </w:r>
+    </w:p>
+    <w:p>
+      <w:r>
+        <w:t xml:space="preserve">│   │   │   </w:t>
+      </w:r>
+      <w:r>
+        <w:rPr>
+          <w:rFonts w:ascii="Arial" w:hAnsi="Arial" w:cs="Arial"/>
+        </w:rPr>
+        <w:t>├</w:t>
+      </w:r>
+      <w:r>
+        <w:rPr>
+          <w:rFonts w:ascii="Calibri" w:hAnsi="Calibri" w:cs="Calibri"/>
+        </w:rPr>
+        <w:t>──</w:t>
+      </w:r>
+      <w:r>
+        <w:t xml:space="preserve"> Media.cpp</w:t>
+      </w:r>
+    </w:p>
+    <w:p>
+      <w:r>
+        <w:t xml:space="preserve">│   │   │   </w:t>
+      </w:r>
+      <w:r>
+        <w:rPr>
+          <w:rFonts w:ascii="Arial" w:hAnsi="Arial" w:cs="Arial"/>
+        </w:rPr>
+        <w:t>├</w:t>
+      </w:r>
+      <w:r>
+        <w:rPr>
+          <w:rFonts w:ascii="Calibri" w:hAnsi="Calibri" w:cs="Calibri"/>
+        </w:rPr>
+        <w:t>──</w:t>
+      </w:r>
+      <w:r>
+        <w:t xml:space="preserve"> Image.hpp</w:t>
+      </w:r>
+    </w:p>
+    <w:p>
+      <w:r>
+        <w:t xml:space="preserve">│   │   │   </w:t>
+      </w:r>
+      <w:r>
+        <w:rPr>
+          <w:rFonts w:ascii="Arial" w:hAnsi="Arial" w:cs="Arial"/>
+        </w:rPr>
+        <w:t>├</w:t>
+      </w:r>
+      <w:r>
+        <w:rPr>
+          <w:rFonts w:ascii="Calibri" w:hAnsi="Calibri" w:cs="Calibri"/>
+        </w:rPr>
+        <w:t>──</w:t>
+      </w:r>
+      <w:r>
+        <w:t xml:space="preserve"> Image.cpp</w:t>
+      </w:r>
+    </w:p>
+    <w:p>
+      <w:r>
+        <w:t xml:space="preserve">│   │   │   </w:t>
+      </w:r>
+      <w:r>
+        <w:rPr>
+          <w:rFonts w:ascii="Arial" w:hAnsi="Arial" w:cs="Arial"/>
+        </w:rPr>
+        <w:t>├</w:t>
+      </w:r>
+      <w:r>
+        <w:rPr>
+          <w:rFonts w:ascii="Calibri" w:hAnsi="Calibri" w:cs="Calibri"/>
+        </w:rPr>
+        <w:t>──</w:t>
+      </w:r>
+      <w:r>
+        <w:t xml:space="preserve"> Video.hpp</w:t>
+      </w:r>
+    </w:p>
+    <w:p>
+      <w:r>
+        <w:t>│   │   │   └── Video.cpp</w:t>
       </w:r>
     </w:p>
     <w:p>
@@ -265,7 +656,7 @@
         <w:t>──</w:t>
       </w:r>
       <w:r>
-        <w:t xml:space="preserve"> user/</w:t>
+        <w:t xml:space="preserve"> social/</w:t>
       </w:r>
     </w:p>
     <w:p>
@@ -285,7 +676,7 @@
         <w:t>──</w:t>
       </w:r>
       <w:r>
-        <w:t xml:space="preserve"> Profile.hpp</w:t>
+        <w:t xml:space="preserve"> Like.hpp</w:t>
       </w:r>
     </w:p>
     <w:p>
@@ -305,7 +696,7 @@
         <w:t>──</w:t>
       </w:r>
       <w:r>
-        <w:t xml:space="preserve"> Profile.cpp</w:t>
+        <w:t xml:space="preserve"> Like.cpp</w:t>
       </w:r>
     </w:p>
     <w:p>
@@ -325,12 +716,12 @@
         <w:t>──</w:t>
       </w:r>
       <w:r>
-        <w:t xml:space="preserve"> User.hpp</w:t>
-      </w:r>
-    </w:p>
-    <w:p>
-      <w:r>
-        <w:t>│   │   └── User.cpp</w:t>
+        <w:t xml:space="preserve"> Follow.hpp</w:t>
+      </w:r>
+    </w:p>
+    <w:p>
+      <w:r>
+        <w:t>│   │   └── Follow.cpp</w:t>
       </w:r>
     </w:p>
     <w:p>
@@ -355,7 +746,7 @@
         <w:t>──</w:t>
       </w:r>
       <w:r>
-        <w:t xml:space="preserve"> station/</w:t>
+        <w:t xml:space="preserve"> messaging/</w:t>
       </w:r>
     </w:p>
     <w:p>
@@ -375,7 +766,7 @@
         <w:t>──</w:t>
       </w:r>
       <w:r>
-        <w:t xml:space="preserve"> Station.hpp</w:t>
+        <w:t xml:space="preserve"> Conversation.hpp</w:t>
       </w:r>
     </w:p>
     <w:p>
@@ -395,7 +786,7 @@
         <w:t>──</w:t>
       </w:r>
       <w:r>
-        <w:t xml:space="preserve"> Station.cpp</w:t>
+        <w:t xml:space="preserve"> Conversation.cpp</w:t>
       </w:r>
     </w:p>
     <w:p>
@@ -415,38 +806,7 @@
         <w:t>──</w:t>
       </w:r>
       <w:r>
-        <w:t xml:space="preserve"> Membership.hpp</w:t>
-      </w:r>
-    </w:p>
-    <w:p>
-      <w:r>
-        <w:t>│   │   └── Membership.cpp</w:t>
-      </w:r>
-    </w:p>
-    <w:p>
-      <w:r>
-        <w:t>│</w:t>
-      </w:r>
-    </w:p>
-    <w:p>
-      <w:r>
-        <w:lastRenderedPageBreak/>
-        <w:t xml:space="preserve">│   </w:t>
-      </w:r>
-      <w:r>
-        <w:rPr>
-          <w:rFonts w:ascii="Arial" w:hAnsi="Arial" w:cs="Arial"/>
-        </w:rPr>
-        <w:t>├</w:t>
-      </w:r>
-      <w:r>
-        <w:rPr>
-          <w:rFonts w:ascii="Calibri" w:hAnsi="Calibri" w:cs="Calibri"/>
-        </w:rPr>
-        <w:t>──</w:t>
-      </w:r>
-      <w:r>
-        <w:t xml:space="preserve"> content/</w:t>
+        <w:t xml:space="preserve"> Message.hpp</w:t>
       </w:r>
     </w:p>
     <w:p>
@@ -454,791 +814,13 @@
         <w:t xml:space="preserve">│   │   </w:t>
       </w:r>
       <w:r>
-        <w:rPr>
-          <w:rFonts w:ascii="Arial" w:hAnsi="Arial" w:cs="Arial"/>
-        </w:rPr>
-        <w:t>├</w:t>
-      </w:r>
-      <w:r>
-        <w:rPr>
-          <w:rFonts w:ascii="Calibri" w:hAnsi="Calibri" w:cs="Calibri"/>
-        </w:rPr>
-        <w:t>──</w:t>
-      </w:r>
-      <w:r>
-        <w:t xml:space="preserve"> Postable.hpp</w:t>
-      </w:r>
-    </w:p>
-    <w:p>
-      <w:r>
-        <w:t xml:space="preserve">│   │   </w:t>
-      </w:r>
-      <w:r>
-        <w:rPr>
-          <w:rFonts w:ascii="Arial" w:hAnsi="Arial" w:cs="Arial"/>
-        </w:rPr>
-        <w:t>├</w:t>
-      </w:r>
-      <w:r>
-        <w:rPr>
-          <w:rFonts w:ascii="Calibri" w:hAnsi="Calibri" w:cs="Calibri"/>
-        </w:rPr>
-        <w:t>──</w:t>
-      </w:r>
-      <w:r>
-        <w:t xml:space="preserve"> Post.hpp</w:t>
-      </w:r>
-    </w:p>
-    <w:p>
-      <w:r>
-        <w:t xml:space="preserve">│   │   </w:t>
-      </w:r>
-      <w:r>
-        <w:rPr>
-          <w:rFonts w:ascii="Arial" w:hAnsi="Arial" w:cs="Arial"/>
-        </w:rPr>
-        <w:t>├</w:t>
-      </w:r>
-      <w:r>
-        <w:rPr>
-          <w:rFonts w:ascii="Calibri" w:hAnsi="Calibri" w:cs="Calibri"/>
-        </w:rPr>
-        <w:t>──</w:t>
-      </w:r>
-      <w:r>
-        <w:t xml:space="preserve"> Post.cpp</w:t>
-      </w:r>
-    </w:p>
-    <w:p>
-      <w:r>
-        <w:t xml:space="preserve">│   │   </w:t>
-      </w:r>
-      <w:r>
-        <w:rPr>
-          <w:rFonts w:ascii="Arial" w:hAnsi="Arial" w:cs="Arial"/>
-        </w:rPr>
-        <w:t>├</w:t>
-      </w:r>
-      <w:r>
-        <w:rPr>
-          <w:rFonts w:ascii="Calibri" w:hAnsi="Calibri" w:cs="Calibri"/>
-        </w:rPr>
-        <w:t>──</w:t>
-      </w:r>
-      <w:r>
-        <w:t xml:space="preserve"> Comment.hpp</w:t>
-      </w:r>
-    </w:p>
-    <w:p>
-      <w:r>
-        <w:t xml:space="preserve">│   │   </w:t>
-      </w:r>
-      <w:r>
-        <w:rPr>
-          <w:rFonts w:ascii="Arial" w:hAnsi="Arial" w:cs="Arial"/>
-        </w:rPr>
-        <w:t>├</w:t>
-      </w:r>
-      <w:r>
-        <w:rPr>
-          <w:rFonts w:ascii="Calibri" w:hAnsi="Calibri" w:cs="Calibri"/>
-        </w:rPr>
-        <w:t>──</w:t>
-      </w:r>
-      <w:r>
-        <w:t xml:space="preserve"> Comment.cpp</w:t>
-      </w:r>
-    </w:p>
-    <w:p>
-      <w:r>
-        <w:t>│   │</w:t>
-      </w:r>
-    </w:p>
-    <w:p>
-      <w:r>
-        <w:t xml:space="preserve">│   │   </w:t>
-      </w:r>
-      <w:r>
-        <w:rPr>
-          <w:rFonts w:ascii="Arial" w:hAnsi="Arial" w:cs="Arial"/>
-        </w:rPr>
-        <w:t>├</w:t>
-      </w:r>
-      <w:r>
-        <w:rPr>
-          <w:rFonts w:ascii="Calibri" w:hAnsi="Calibri" w:cs="Calibri"/>
-        </w:rPr>
-        <w:t>──</w:t>
-      </w:r>
-      <w:r>
-        <w:t xml:space="preserve"> media/</w:t>
-      </w:r>
-    </w:p>
-    <w:p>
-      <w:r>
-        <w:t xml:space="preserve">│   │   │   </w:t>
-      </w:r>
-      <w:r>
-        <w:rPr>
-          <w:rFonts w:ascii="Arial" w:hAnsi="Arial" w:cs="Arial"/>
-        </w:rPr>
-        <w:t>├</w:t>
-      </w:r>
-      <w:r>
-        <w:rPr>
-          <w:rFonts w:ascii="Calibri" w:hAnsi="Calibri" w:cs="Calibri"/>
-        </w:rPr>
-        <w:t>──</w:t>
-      </w:r>
-      <w:r>
-        <w:t xml:space="preserve"> Media.hpp</w:t>
-      </w:r>
-    </w:p>
-    <w:p>
-      <w:r>
-        <w:t xml:space="preserve">│   │   │   </w:t>
-      </w:r>
-      <w:r>
-        <w:rPr>
-          <w:rFonts w:ascii="Arial" w:hAnsi="Arial" w:cs="Arial"/>
-        </w:rPr>
-        <w:t>├</w:t>
-      </w:r>
-      <w:r>
-        <w:rPr>
-          <w:rFonts w:ascii="Calibri" w:hAnsi="Calibri" w:cs="Calibri"/>
-        </w:rPr>
-        <w:t>──</w:t>
-      </w:r>
-      <w:r>
-        <w:t xml:space="preserve"> Media.cpp</w:t>
-      </w:r>
-    </w:p>
-    <w:p>
-      <w:r>
-        <w:t xml:space="preserve">│   │   │   </w:t>
-      </w:r>
-      <w:r>
-        <w:rPr>
-          <w:rFonts w:ascii="Arial" w:hAnsi="Arial" w:cs="Arial"/>
-        </w:rPr>
-        <w:t>├</w:t>
-      </w:r>
-      <w:r>
-        <w:rPr>
-          <w:rFonts w:ascii="Calibri" w:hAnsi="Calibri" w:cs="Calibri"/>
-        </w:rPr>
-        <w:t>──</w:t>
-      </w:r>
-      <w:r>
-        <w:t xml:space="preserve"> Image.hpp</w:t>
-      </w:r>
-    </w:p>
-    <w:p>
-      <w:r>
-        <w:t xml:space="preserve">│   │   │   </w:t>
-      </w:r>
-      <w:r>
-        <w:rPr>
-          <w:rFonts w:ascii="Arial" w:hAnsi="Arial" w:cs="Arial"/>
-        </w:rPr>
-        <w:t>├</w:t>
-      </w:r>
-      <w:r>
-        <w:rPr>
-          <w:rFonts w:ascii="Calibri" w:hAnsi="Calibri" w:cs="Calibri"/>
-        </w:rPr>
-        <w:t>──</w:t>
-      </w:r>
-      <w:r>
-        <w:t xml:space="preserve"> Image.cpp</w:t>
-      </w:r>
-    </w:p>
-    <w:p>
-      <w:r>
-        <w:t xml:space="preserve">│   │   │   </w:t>
-      </w:r>
-      <w:r>
-        <w:rPr>
-          <w:rFonts w:ascii="Arial" w:hAnsi="Arial" w:cs="Arial"/>
-        </w:rPr>
-        <w:t>├</w:t>
-      </w:r>
-      <w:r>
-        <w:rPr>
-          <w:rFonts w:ascii="Calibri" w:hAnsi="Calibri" w:cs="Calibri"/>
-        </w:rPr>
-        <w:t>──</w:t>
-      </w:r>
-      <w:r>
-        <w:t xml:space="preserve"> Video.hpp</w:t>
-      </w:r>
-    </w:p>
-    <w:p>
-      <w:r>
-        <w:t>│   │   │   └── Video.cpp</w:t>
-      </w:r>
-    </w:p>
-    <w:p>
-      <w:r>
-        <w:t>│</w:t>
-      </w:r>
-    </w:p>
-    <w:p>
-      <w:r>
-        <w:t xml:space="preserve">│   </w:t>
-      </w:r>
-      <w:r>
-        <w:rPr>
-          <w:rFonts w:ascii="Arial" w:hAnsi="Arial" w:cs="Arial"/>
-        </w:rPr>
-        <w:t>├</w:t>
-      </w:r>
-      <w:r>
-        <w:rPr>
-          <w:rFonts w:ascii="Calibri" w:hAnsi="Calibri" w:cs="Calibri"/>
-        </w:rPr>
-        <w:t>──</w:t>
-      </w:r>
-      <w:r>
-        <w:t xml:space="preserve"> social/</w:t>
-      </w:r>
-    </w:p>
-    <w:p>
-      <w:r>
-        <w:t xml:space="preserve">│   │   </w:t>
-      </w:r>
-      <w:r>
-        <w:rPr>
-          <w:rFonts w:ascii="Arial" w:hAnsi="Arial" w:cs="Arial"/>
-        </w:rPr>
-        <w:t>├</w:t>
-      </w:r>
-      <w:r>
-        <w:rPr>
-          <w:rFonts w:ascii="Calibri" w:hAnsi="Calibri" w:cs="Calibri"/>
-        </w:rPr>
-        <w:t>──</w:t>
-      </w:r>
-      <w:r>
-        <w:t xml:space="preserve"> Like.hpp</w:t>
-      </w:r>
-    </w:p>
-    <w:p>
-      <w:r>
-        <w:t xml:space="preserve">│   │   </w:t>
-      </w:r>
-      <w:r>
-        <w:rPr>
-          <w:rFonts w:ascii="Arial" w:hAnsi="Arial" w:cs="Arial"/>
-        </w:rPr>
-        <w:t>├</w:t>
-      </w:r>
-      <w:r>
-        <w:rPr>
-          <w:rFonts w:ascii="Calibri" w:hAnsi="Calibri" w:cs="Calibri"/>
-        </w:rPr>
-        <w:t>──</w:t>
-      </w:r>
-      <w:r>
-        <w:t xml:space="preserve"> Like.cpp</w:t>
-      </w:r>
-    </w:p>
-    <w:p>
-      <w:r>
-        <w:t xml:space="preserve">│   │   </w:t>
-      </w:r>
-      <w:r>
-        <w:rPr>
-          <w:rFonts w:ascii="Arial" w:hAnsi="Arial" w:cs="Arial"/>
-        </w:rPr>
-        <w:t>├</w:t>
-      </w:r>
-      <w:r>
-        <w:rPr>
-          <w:rFonts w:ascii="Calibri" w:hAnsi="Calibri" w:cs="Calibri"/>
-        </w:rPr>
-        <w:t>──</w:t>
-      </w:r>
-      <w:r>
-        <w:t xml:space="preserve"> Follow.hpp</w:t>
-      </w:r>
-    </w:p>
-    <w:p>
-      <w:r>
-        <w:t>│   │   └── Follow.cpp</w:t>
-      </w:r>
-    </w:p>
-    <w:p>
-      <w:r>
-        <w:t>│</w:t>
-      </w:r>
-    </w:p>
-    <w:p>
-      <w:r>
-        <w:t xml:space="preserve">│   </w:t>
-      </w:r>
-      <w:r>
-        <w:rPr>
-          <w:rFonts w:ascii="Arial" w:hAnsi="Arial" w:cs="Arial"/>
-        </w:rPr>
-        <w:t>├</w:t>
-      </w:r>
-      <w:r>
-        <w:rPr>
-          <w:rFonts w:ascii="Calibri" w:hAnsi="Calibri" w:cs="Calibri"/>
-        </w:rPr>
-        <w:t>──</w:t>
-      </w:r>
-      <w:r>
-        <w:t xml:space="preserve"> messaging/</w:t>
-      </w:r>
-    </w:p>
-    <w:p>
-      <w:r>
-        <w:t xml:space="preserve">│   │   </w:t>
-      </w:r>
-      <w:r>
-        <w:rPr>
-          <w:rFonts w:ascii="Arial" w:hAnsi="Arial" w:cs="Arial"/>
-        </w:rPr>
-        <w:t>├</w:t>
-      </w:r>
-      <w:r>
-        <w:rPr>
-          <w:rFonts w:ascii="Calibri" w:hAnsi="Calibri" w:cs="Calibri"/>
-        </w:rPr>
-        <w:t>──</w:t>
-      </w:r>
-      <w:r>
-        <w:t xml:space="preserve"> Conversation.hpp</w:t>
-      </w:r>
-    </w:p>
-    <w:p>
-      <w:r>
-        <w:t xml:space="preserve">│   │   </w:t>
-      </w:r>
-      <w:r>
-        <w:rPr>
-          <w:rFonts w:ascii="Arial" w:hAnsi="Arial" w:cs="Arial"/>
-        </w:rPr>
-        <w:t>├</w:t>
-      </w:r>
-      <w:r>
-        <w:rPr>
-          <w:rFonts w:ascii="Calibri" w:hAnsi="Calibri" w:cs="Calibri"/>
-        </w:rPr>
-        <w:t>──</w:t>
-      </w:r>
-      <w:r>
-        <w:t xml:space="preserve"> Conversation.cpp</w:t>
-      </w:r>
-    </w:p>
-    <w:p>
-      <w:r>
-        <w:t xml:space="preserve">│   │   </w:t>
-      </w:r>
-      <w:r>
-        <w:rPr>
-          <w:rFonts w:ascii="Arial" w:hAnsi="Arial" w:cs="Arial"/>
-        </w:rPr>
-        <w:t>├</w:t>
-      </w:r>
-      <w:r>
-        <w:rPr>
-          <w:rFonts w:ascii="Calibri" w:hAnsi="Calibri" w:cs="Calibri"/>
-        </w:rPr>
-        <w:t>──</w:t>
-      </w:r>
-      <w:r>
-        <w:t xml:space="preserve"> Message.hpp</w:t>
-      </w:r>
-    </w:p>
-    <w:p>
-      <w:r>
-        <w:t xml:space="preserve">│   │   </w:t>
-      </w:r>
-      <w:r>
-        <w:rPr>
-          <w:rFonts w:ascii="Arial" w:hAnsi="Arial" w:cs="Arial"/>
-        </w:rPr>
-        <w:t>├</w:t>
-      </w:r>
-      <w:r>
-        <w:rPr>
-          <w:rFonts w:ascii="Calibri" w:hAnsi="Calibri" w:cs="Calibri"/>
-        </w:rPr>
-        <w:t>──</w:t>
+        <w:t>└──</w:t>
       </w:r>
       <w:r>
         <w:t xml:space="preserve"> Message.cpp</w:t>
-      </w:r>
-    </w:p>
-    <w:p>
-      <w:r>
-        <w:t xml:space="preserve">│   │   </w:t>
-      </w:r>
-      <w:r>
-        <w:rPr>
-          <w:rFonts w:ascii="Arial" w:hAnsi="Arial" w:cs="Arial"/>
-        </w:rPr>
-        <w:t>├</w:t>
-      </w:r>
-      <w:r>
-        <w:rPr>
-          <w:rFonts w:ascii="Calibri" w:hAnsi="Calibri" w:cs="Calibri"/>
-        </w:rPr>
-        <w:t>──</w:t>
-      </w:r>
-      <w:r>
-        <w:t xml:space="preserve"> ConversationUser.hpp</w:t>
-      </w:r>
-    </w:p>
-    <w:p>
-      <w:r>
-        <w:t>│   │   └── ConversationUser.cpp</w:t>
-      </w:r>
-    </w:p>
-    <w:p>
-      <w:r>
-        <w:t>│</w:t>
-      </w:r>
-    </w:p>
-    <w:p>
-      <w:r>
-        <w:lastRenderedPageBreak/>
-        <w:t xml:space="preserve">│   </w:t>
-      </w:r>
-      <w:r>
-        <w:rPr>
-          <w:rFonts w:ascii="Arial" w:hAnsi="Arial" w:cs="Arial"/>
-        </w:rPr>
-        <w:t>├</w:t>
-      </w:r>
-      <w:r>
-        <w:rPr>
-          <w:rFonts w:ascii="Calibri" w:hAnsi="Calibri" w:cs="Calibri"/>
-        </w:rPr>
-        <w:t>──</w:t>
-      </w:r>
-      <w:r>
-        <w:t xml:space="preserve"> notification/</w:t>
-      </w:r>
-    </w:p>
-    <w:p>
-      <w:r>
-        <w:t xml:space="preserve">│   │   </w:t>
-      </w:r>
-      <w:r>
-        <w:rPr>
-          <w:rFonts w:ascii="Arial" w:hAnsi="Arial" w:cs="Arial"/>
-        </w:rPr>
-        <w:t>├</w:t>
-      </w:r>
-      <w:r>
-        <w:rPr>
-          <w:rFonts w:ascii="Calibri" w:hAnsi="Calibri" w:cs="Calibri"/>
-        </w:rPr>
-        <w:t>──</w:t>
-      </w:r>
-      <w:r>
-        <w:t xml:space="preserve"> Notification.hpp</w:t>
-      </w:r>
-    </w:p>
-    <w:p>
-      <w:r>
-        <w:t>│   │   └── Notification.cpp</w:t>
-      </w:r>
-    </w:p>
-    <w:p>
-      <w:r>
-        <w:t>│</w:t>
-      </w:r>
-    </w:p>
-    <w:p>
-      <w:r>
-        <w:t xml:space="preserve">│   </w:t>
-      </w:r>
-      <w:r>
-        <w:rPr>
-          <w:rFonts w:ascii="Arial" w:hAnsi="Arial" w:cs="Arial"/>
-        </w:rPr>
-        <w:t>├</w:t>
-      </w:r>
-      <w:r>
-        <w:rPr>
-          <w:rFonts w:ascii="Calibri" w:hAnsi="Calibri" w:cs="Calibri"/>
-        </w:rPr>
-        <w:t>──</w:t>
-      </w:r>
-      <w:r>
-        <w:t xml:space="preserve"> Engine.hpp               # central controller</w:t>
-      </w:r>
-    </w:p>
-    <w:p>
-      <w:r>
-        <w:t xml:space="preserve">│   </w:t>
-      </w:r>
-      <w:r>
-        <w:rPr>
-          <w:rFonts w:ascii="Arial" w:hAnsi="Arial" w:cs="Arial"/>
-        </w:rPr>
-        <w:t>├</w:t>
-      </w:r>
-      <w:r>
-        <w:rPr>
-          <w:rFonts w:ascii="Calibri" w:hAnsi="Calibri" w:cs="Calibri"/>
-        </w:rPr>
-        <w:t>──</w:t>
-      </w:r>
-      <w:r>
-        <w:t xml:space="preserve"> Engine.cpp</w:t>
-      </w:r>
-    </w:p>
-    <w:p>
-      <w:r>
-        <w:t>│</w:t>
-      </w:r>
-    </w:p>
-    <w:p>
-      <w:r>
-        <w:t xml:space="preserve">│   </w:t>
-      </w:r>
-      <w:r>
-        <w:rPr>
-          <w:rFonts w:ascii="Arial" w:hAnsi="Arial" w:cs="Arial"/>
-        </w:rPr>
-        <w:t>├</w:t>
-      </w:r>
-      <w:r>
-        <w:rPr>
-          <w:rFonts w:ascii="Calibri" w:hAnsi="Calibri" w:cs="Calibri"/>
-        </w:rPr>
-        <w:t>──</w:t>
-      </w:r>
-      <w:r>
-        <w:t xml:space="preserve"> bindings.cpp</w:t>
-      </w:r>
-    </w:p>
-    <w:p>
-      <w:r>
-        <w:t>│   └── setup.py</w:t>
-      </w:r>
-    </w:p>
-    <w:p>
-      <w:r>
-        <w:t>│</w:t>
-      </w:r>
-    </w:p>
-    <w:p>
-      <w:r>
-        <w:rPr>
-          <w:rFonts w:ascii="Arial" w:hAnsi="Arial" w:cs="Arial"/>
-        </w:rPr>
-        <w:t>├</w:t>
-      </w:r>
-      <w:r>
-        <w:rPr>
-          <w:rFonts w:ascii="Calibri" w:hAnsi="Calibri" w:cs="Calibri"/>
-        </w:rPr>
-        <w:t>──</w:t>
-      </w:r>
-      <w:r>
-        <w:t xml:space="preserve"> </w:t>
-      </w:r>
-      <w:proofErr w:type="gramStart"/>
-      <w:r>
-        <w:t>frontend</w:t>
-      </w:r>
-      <w:proofErr w:type="gramEnd"/>
-      <w:r>
-        <w:t>/</w:t>
-      </w:r>
-    </w:p>
-    <w:p>
-      <w:r>
-        <w:t xml:space="preserve">│   </w:t>
-      </w:r>
-      <w:r>
-        <w:rPr>
-          <w:rFonts w:ascii="Arial" w:hAnsi="Arial" w:cs="Arial"/>
-        </w:rPr>
-        <w:t>├</w:t>
-      </w:r>
-      <w:r>
-        <w:rPr>
-          <w:rFonts w:ascii="Calibri" w:hAnsi="Calibri" w:cs="Calibri"/>
-        </w:rPr>
-        <w:t>──</w:t>
-      </w:r>
-      <w:r>
-        <w:t xml:space="preserve"> login.html</w:t>
-      </w:r>
-    </w:p>
-    <w:p>
-      <w:r>
-        <w:t xml:space="preserve">│   </w:t>
-      </w:r>
-      <w:r>
-        <w:rPr>
-          <w:rFonts w:ascii="Arial" w:hAnsi="Arial" w:cs="Arial"/>
-        </w:rPr>
-        <w:t>├</w:t>
-      </w:r>
-      <w:r>
-        <w:rPr>
-          <w:rFonts w:ascii="Calibri" w:hAnsi="Calibri" w:cs="Calibri"/>
-        </w:rPr>
-        <w:t>──</w:t>
-      </w:r>
-      <w:r>
-        <w:t xml:space="preserve"> register.html</w:t>
-      </w:r>
-    </w:p>
-    <w:p>
-      <w:r>
-        <w:t xml:space="preserve">│   </w:t>
-      </w:r>
-      <w:r>
-        <w:rPr>
-          <w:rFonts w:ascii="Arial" w:hAnsi="Arial" w:cs="Arial"/>
-        </w:rPr>
-        <w:t>├</w:t>
-      </w:r>
-      <w:r>
-        <w:rPr>
-          <w:rFonts w:ascii="Calibri" w:hAnsi="Calibri" w:cs="Calibri"/>
-        </w:rPr>
-        <w:t>──</w:t>
-      </w:r>
-      <w:r>
-        <w:t xml:space="preserve"> activeChat.html</w:t>
-      </w:r>
-    </w:p>
-    <w:p>
-      <w:r>
-        <w:t xml:space="preserve">│   </w:t>
-      </w:r>
-      <w:r>
-        <w:rPr>
-          <w:rFonts w:ascii="Arial" w:hAnsi="Arial" w:cs="Arial"/>
-        </w:rPr>
-        <w:t>├</w:t>
-      </w:r>
-      <w:r>
-        <w:rPr>
-          <w:rFonts w:ascii="Calibri" w:hAnsi="Calibri" w:cs="Calibri"/>
-        </w:rPr>
-        <w:t>──</w:t>
-      </w:r>
-      <w:r>
-        <w:t xml:space="preserve"> chatList.html</w:t>
-      </w:r>
-    </w:p>
-    <w:p>
-      <w:r>
-        <w:t xml:space="preserve">│   </w:t>
-      </w:r>
-      <w:r>
-        <w:rPr>
-          <w:rFonts w:ascii="Arial" w:hAnsi="Arial" w:cs="Arial"/>
-        </w:rPr>
-        <w:t>├</w:t>
-      </w:r>
-      <w:r>
-        <w:rPr>
-          <w:rFonts w:ascii="Calibri" w:hAnsi="Calibri" w:cs="Calibri"/>
-        </w:rPr>
-        <w:t>──</w:t>
-      </w:r>
-      <w:r>
-        <w:t xml:space="preserve"> discover.html</w:t>
-      </w:r>
-    </w:p>
-    <w:p>
-      <w:r>
-        <w:t xml:space="preserve">│   </w:t>
-      </w:r>
-      <w:r>
-        <w:rPr>
-          <w:rFonts w:ascii="Arial" w:hAnsi="Arial" w:cs="Arial"/>
-        </w:rPr>
-        <w:t>├</w:t>
-      </w:r>
-      <w:r>
-        <w:rPr>
-          <w:rFonts w:ascii="Calibri" w:hAnsi="Calibri" w:cs="Calibri"/>
-        </w:rPr>
-        <w:t>──</w:t>
-      </w:r>
-      <w:r>
-        <w:t xml:space="preserve"> profile.html</w:t>
-      </w:r>
-    </w:p>
-    <w:p>
-      <w:r>
-        <w:t xml:space="preserve">│   </w:t>
-      </w:r>
-      <w:r>
-        <w:rPr>
-          <w:rFonts w:ascii="Arial" w:hAnsi="Arial" w:cs="Arial"/>
-        </w:rPr>
-        <w:t>├</w:t>
-      </w:r>
-      <w:r>
-        <w:rPr>
-          <w:rFonts w:ascii="Calibri" w:hAnsi="Calibri" w:cs="Calibri"/>
-        </w:rPr>
-        <w:t>──</w:t>
-      </w:r>
-      <w:r>
-        <w:t xml:space="preserve"> settings.html</w:t>
-      </w:r>
-    </w:p>
-    <w:p>
-      <w:r>
-        <w:t xml:space="preserve">│   </w:t>
-      </w:r>
-      <w:r>
-        <w:rPr>
-          <w:rFonts w:ascii="Arial" w:hAnsi="Arial" w:cs="Arial"/>
-        </w:rPr>
-        <w:t>├</w:t>
-      </w:r>
-      <w:r>
-        <w:rPr>
-          <w:rFonts w:ascii="Calibri" w:hAnsi="Calibri" w:cs="Calibri"/>
-        </w:rPr>
-        <w:t>──</w:t>
-      </w:r>
-      <w:r>
-        <w:t xml:space="preserve"> yapStations.html</w:t>
-      </w:r>
-    </w:p>
-    <w:p>
-      <w:r>
-        <w:t xml:space="preserve">│   </w:t>
-      </w:r>
-      <w:r>
-        <w:rPr>
-          <w:rFonts w:ascii="Arial" w:hAnsi="Arial" w:cs="Arial"/>
-        </w:rPr>
-        <w:t>├</w:t>
-      </w:r>
-      <w:r>
-        <w:rPr>
-          <w:rFonts w:ascii="Calibri" w:hAnsi="Calibri" w:cs="Calibri"/>
-        </w:rPr>
-        <w:t>──</w:t>
-      </w:r>
-      <w:r>
-        <w:t xml:space="preserve"> newChat</w:t>
       </w:r>
       <w:bookmarkStart w:id="0" w:name="_GoBack"/>
       <w:bookmarkEnd w:id="0"/>
-      <w:r>
-        <w:t>.html</w:t>
-      </w:r>
     </w:p>
     <w:p>
       <w:r>
@@ -1262,6 +844,342 @@
         <w:t>──</w:t>
       </w:r>
       <w:r>
+        <w:t xml:space="preserve"> notification/</w:t>
+      </w:r>
+    </w:p>
+    <w:p>
+      <w:r>
+        <w:t xml:space="preserve">│   │   </w:t>
+      </w:r>
+      <w:r>
+        <w:rPr>
+          <w:rFonts w:ascii="Arial" w:hAnsi="Arial" w:cs="Arial"/>
+        </w:rPr>
+        <w:t>├</w:t>
+      </w:r>
+      <w:r>
+        <w:rPr>
+          <w:rFonts w:ascii="Calibri" w:hAnsi="Calibri" w:cs="Calibri"/>
+        </w:rPr>
+        <w:t>──</w:t>
+      </w:r>
+      <w:r>
+        <w:t xml:space="preserve"> Notification.hpp</w:t>
+      </w:r>
+    </w:p>
+    <w:p>
+      <w:r>
+        <w:t>│   │   └── Notification.cpp</w:t>
+      </w:r>
+    </w:p>
+    <w:p>
+      <w:r>
+        <w:t>│</w:t>
+      </w:r>
+    </w:p>
+    <w:p>
+      <w:r>
+        <w:t xml:space="preserve">│   </w:t>
+      </w:r>
+      <w:r>
+        <w:rPr>
+          <w:rFonts w:ascii="Arial" w:hAnsi="Arial" w:cs="Arial"/>
+        </w:rPr>
+        <w:t>├</w:t>
+      </w:r>
+      <w:r>
+        <w:rPr>
+          <w:rFonts w:ascii="Calibri" w:hAnsi="Calibri" w:cs="Calibri"/>
+        </w:rPr>
+        <w:t>──</w:t>
+      </w:r>
+      <w:r>
+        <w:t xml:space="preserve"> Engine.hpp               # central controller</w:t>
+      </w:r>
+    </w:p>
+    <w:p>
+      <w:r>
+        <w:lastRenderedPageBreak/>
+        <w:t xml:space="preserve">│   </w:t>
+      </w:r>
+      <w:r>
+        <w:rPr>
+          <w:rFonts w:ascii="Arial" w:hAnsi="Arial" w:cs="Arial"/>
+        </w:rPr>
+        <w:t>├</w:t>
+      </w:r>
+      <w:r>
+        <w:rPr>
+          <w:rFonts w:ascii="Calibri" w:hAnsi="Calibri" w:cs="Calibri"/>
+        </w:rPr>
+        <w:t>──</w:t>
+      </w:r>
+      <w:r>
+        <w:t xml:space="preserve"> Engine.cpp</w:t>
+      </w:r>
+    </w:p>
+    <w:p>
+      <w:r>
+        <w:t>│</w:t>
+      </w:r>
+    </w:p>
+    <w:p>
+      <w:r>
+        <w:t xml:space="preserve">│   </w:t>
+      </w:r>
+      <w:r>
+        <w:rPr>
+          <w:rFonts w:ascii="Arial" w:hAnsi="Arial" w:cs="Arial"/>
+        </w:rPr>
+        <w:t>├</w:t>
+      </w:r>
+      <w:r>
+        <w:rPr>
+          <w:rFonts w:ascii="Calibri" w:hAnsi="Calibri" w:cs="Calibri"/>
+        </w:rPr>
+        <w:t>──</w:t>
+      </w:r>
+      <w:r>
+        <w:t xml:space="preserve"> bindings.cpp</w:t>
+      </w:r>
+    </w:p>
+    <w:p>
+      <w:r>
+        <w:t>│   └── setup.py</w:t>
+      </w:r>
+    </w:p>
+    <w:p>
+      <w:r>
+        <w:t>│</w:t>
+      </w:r>
+    </w:p>
+    <w:p>
+      <w:r>
+        <w:rPr>
+          <w:rFonts w:ascii="Arial" w:hAnsi="Arial" w:cs="Arial"/>
+        </w:rPr>
+        <w:t>├</w:t>
+      </w:r>
+      <w:r>
+        <w:rPr>
+          <w:rFonts w:ascii="Calibri" w:hAnsi="Calibri" w:cs="Calibri"/>
+        </w:rPr>
+        <w:t>──</w:t>
+      </w:r>
+      <w:r>
+        <w:t xml:space="preserve"> </w:t>
+      </w:r>
+      <w:proofErr w:type="gramStart"/>
+      <w:r>
+        <w:t>frontend</w:t>
+      </w:r>
+      <w:proofErr w:type="gramEnd"/>
+      <w:r>
+        <w:t>/</w:t>
+      </w:r>
+    </w:p>
+    <w:p>
+      <w:r>
+        <w:t xml:space="preserve">│   </w:t>
+      </w:r>
+      <w:r>
+        <w:rPr>
+          <w:rFonts w:ascii="Arial" w:hAnsi="Arial" w:cs="Arial"/>
+        </w:rPr>
+        <w:t>├</w:t>
+      </w:r>
+      <w:r>
+        <w:rPr>
+          <w:rFonts w:ascii="Calibri" w:hAnsi="Calibri" w:cs="Calibri"/>
+        </w:rPr>
+        <w:t>──</w:t>
+      </w:r>
+      <w:r>
+        <w:t xml:space="preserve"> login.html</w:t>
+      </w:r>
+    </w:p>
+    <w:p>
+      <w:r>
+        <w:t xml:space="preserve">│   </w:t>
+      </w:r>
+      <w:r>
+        <w:rPr>
+          <w:rFonts w:ascii="Arial" w:hAnsi="Arial" w:cs="Arial"/>
+        </w:rPr>
+        <w:t>├</w:t>
+      </w:r>
+      <w:r>
+        <w:rPr>
+          <w:rFonts w:ascii="Calibri" w:hAnsi="Calibri" w:cs="Calibri"/>
+        </w:rPr>
+        <w:t>──</w:t>
+      </w:r>
+      <w:r>
+        <w:t xml:space="preserve"> register.html</w:t>
+      </w:r>
+    </w:p>
+    <w:p>
+      <w:r>
+        <w:t xml:space="preserve">│   </w:t>
+      </w:r>
+      <w:r>
+        <w:rPr>
+          <w:rFonts w:ascii="Arial" w:hAnsi="Arial" w:cs="Arial"/>
+        </w:rPr>
+        <w:t>├</w:t>
+      </w:r>
+      <w:r>
+        <w:rPr>
+          <w:rFonts w:ascii="Calibri" w:hAnsi="Calibri" w:cs="Calibri"/>
+        </w:rPr>
+        <w:t>──</w:t>
+      </w:r>
+      <w:r>
+        <w:t xml:space="preserve"> activeChat.html</w:t>
+      </w:r>
+    </w:p>
+    <w:p>
+      <w:r>
+        <w:t xml:space="preserve">│   </w:t>
+      </w:r>
+      <w:r>
+        <w:rPr>
+          <w:rFonts w:ascii="Arial" w:hAnsi="Arial" w:cs="Arial"/>
+        </w:rPr>
+        <w:t>├</w:t>
+      </w:r>
+      <w:r>
+        <w:rPr>
+          <w:rFonts w:ascii="Calibri" w:hAnsi="Calibri" w:cs="Calibri"/>
+        </w:rPr>
+        <w:t>──</w:t>
+      </w:r>
+      <w:r>
+        <w:t xml:space="preserve"> chatList.html</w:t>
+      </w:r>
+    </w:p>
+    <w:p>
+      <w:r>
+        <w:t xml:space="preserve">│   </w:t>
+      </w:r>
+      <w:r>
+        <w:rPr>
+          <w:rFonts w:ascii="Arial" w:hAnsi="Arial" w:cs="Arial"/>
+        </w:rPr>
+        <w:t>├</w:t>
+      </w:r>
+      <w:r>
+        <w:rPr>
+          <w:rFonts w:ascii="Calibri" w:hAnsi="Calibri" w:cs="Calibri"/>
+        </w:rPr>
+        <w:t>──</w:t>
+      </w:r>
+      <w:r>
+        <w:t xml:space="preserve"> discover.html</w:t>
+      </w:r>
+    </w:p>
+    <w:p>
+      <w:r>
+        <w:t xml:space="preserve">│   </w:t>
+      </w:r>
+      <w:r>
+        <w:rPr>
+          <w:rFonts w:ascii="Arial" w:hAnsi="Arial" w:cs="Arial"/>
+        </w:rPr>
+        <w:t>├</w:t>
+      </w:r>
+      <w:r>
+        <w:rPr>
+          <w:rFonts w:ascii="Calibri" w:hAnsi="Calibri" w:cs="Calibri"/>
+        </w:rPr>
+        <w:t>──</w:t>
+      </w:r>
+      <w:r>
+        <w:t xml:space="preserve"> profile.html</w:t>
+      </w:r>
+    </w:p>
+    <w:p>
+      <w:r>
+        <w:t xml:space="preserve">│   </w:t>
+      </w:r>
+      <w:r>
+        <w:rPr>
+          <w:rFonts w:ascii="Arial" w:hAnsi="Arial" w:cs="Arial"/>
+        </w:rPr>
+        <w:t>├</w:t>
+      </w:r>
+      <w:r>
+        <w:rPr>
+          <w:rFonts w:ascii="Calibri" w:hAnsi="Calibri" w:cs="Calibri"/>
+        </w:rPr>
+        <w:t>──</w:t>
+      </w:r>
+      <w:r>
+        <w:t xml:space="preserve"> settings.html</w:t>
+      </w:r>
+    </w:p>
+    <w:p>
+      <w:r>
+        <w:t xml:space="preserve">│   </w:t>
+      </w:r>
+      <w:r>
+        <w:rPr>
+          <w:rFonts w:ascii="Arial" w:hAnsi="Arial" w:cs="Arial"/>
+        </w:rPr>
+        <w:t>├</w:t>
+      </w:r>
+      <w:r>
+        <w:rPr>
+          <w:rFonts w:ascii="Calibri" w:hAnsi="Calibri" w:cs="Calibri"/>
+        </w:rPr>
+        <w:t>──</w:t>
+      </w:r>
+      <w:r>
+        <w:t xml:space="preserve"> yapStations.html</w:t>
+      </w:r>
+    </w:p>
+    <w:p>
+      <w:r>
+        <w:t xml:space="preserve">│   </w:t>
+      </w:r>
+      <w:r>
+        <w:rPr>
+          <w:rFonts w:ascii="Arial" w:hAnsi="Arial" w:cs="Arial"/>
+        </w:rPr>
+        <w:t>├</w:t>
+      </w:r>
+      <w:r>
+        <w:rPr>
+          <w:rFonts w:ascii="Calibri" w:hAnsi="Calibri" w:cs="Calibri"/>
+        </w:rPr>
+        <w:t>──</w:t>
+      </w:r>
+      <w:r>
+        <w:t xml:space="preserve"> newChat.html</w:t>
+      </w:r>
+    </w:p>
+    <w:p>
+      <w:r>
+        <w:t>│</w:t>
+      </w:r>
+    </w:p>
+    <w:p>
+      <w:r>
+        <w:t xml:space="preserve">│   </w:t>
+      </w:r>
+      <w:r>
+        <w:rPr>
+          <w:rFonts w:ascii="Arial" w:hAnsi="Arial" w:cs="Arial"/>
+        </w:rPr>
+        <w:t>├</w:t>
+      </w:r>
+      <w:r>
+        <w:rPr>
+          <w:rFonts w:ascii="Calibri" w:hAnsi="Calibri" w:cs="Calibri"/>
+        </w:rPr>
+        <w:t>──</w:t>
+      </w:r>
+      <w:r>
         <w:t xml:space="preserve"> app.js</w:t>
       </w:r>
     </w:p>
@@ -1375,130 +1293,130 @@
         </w:rPr>
       </w:pPr>
       <w:r>
+        <w:t xml:space="preserve">│   </w:t>
+      </w:r>
+      <w:r>
+        <w:rPr>
+          <w:rFonts w:ascii="Arial" w:hAnsi="Arial" w:cs="Arial"/>
+        </w:rPr>
+        <w:t>├</w:t>
+      </w:r>
+      <w:r>
+        <w:rPr>
+          <w:rFonts w:ascii="Calibri" w:hAnsi="Calibri" w:cs="Calibri"/>
+        </w:rPr>
+        <w:t>── Design</w:t>
+      </w:r>
+    </w:p>
+    <w:p>
+      <w:pPr>
+        <w:rPr>
+          <w:rFonts w:ascii="Calibri" w:hAnsi="Calibri" w:cs="Calibri"/>
+        </w:rPr>
+      </w:pPr>
+      <w:r>
+        <w:t>│</w:t>
+      </w:r>
+      <w:r>
+        <w:rPr>
+          <w:rFonts w:ascii="Calibri" w:hAnsi="Calibri" w:cs="Calibri"/>
+        </w:rPr>
+        <w:t xml:space="preserve">    </w:t>
+      </w:r>
+      <w:r>
+        <w:t xml:space="preserve">│   </w:t>
+      </w:r>
+      <w:r>
+        <w:rPr>
+          <w:rFonts w:ascii="Arial" w:hAnsi="Arial" w:cs="Arial"/>
+        </w:rPr>
+        <w:t>├</w:t>
+      </w:r>
+      <w:r>
+        <w:rPr>
+          <w:rFonts w:ascii="Calibri" w:hAnsi="Calibri" w:cs="Calibri"/>
+        </w:rPr>
+        <w:t>── Desktop View.mp4</w:t>
+      </w:r>
+    </w:p>
+    <w:p>
+      <w:pPr>
+        <w:rPr>
+          <w:rFonts w:ascii="Calibri" w:hAnsi="Calibri" w:cs="Calibri"/>
+        </w:rPr>
+      </w:pPr>
+      <w:r>
+        <w:t>│</w:t>
+      </w:r>
+      <w:r>
+        <w:rPr>
+          <w:rFonts w:ascii="Calibri" w:hAnsi="Calibri" w:cs="Calibri"/>
+        </w:rPr>
+        <w:t xml:space="preserve">    </w:t>
+      </w:r>
+      <w:r>
+        <w:t xml:space="preserve">│   </w:t>
+      </w:r>
+      <w:r>
+        <w:rPr>
+          <w:rFonts w:ascii="Arial" w:hAnsi="Arial" w:cs="Arial"/>
+        </w:rPr>
+        <w:t>├</w:t>
+      </w:r>
+      <w:r>
+        <w:rPr>
+          <w:rFonts w:ascii="Calibri" w:hAnsi="Calibri" w:cs="Calibri"/>
+        </w:rPr>
+        <w:t>── Mobile View.mp4</w:t>
+      </w:r>
+    </w:p>
+    <w:p>
+      <w:pPr>
+        <w:rPr>
+          <w:rFonts w:ascii="Calibri" w:hAnsi="Calibri" w:cs="Calibri"/>
+        </w:rPr>
+      </w:pPr>
+      <w:r>
+        <w:t xml:space="preserve">│   </w:t>
+      </w:r>
+      <w:r>
+        <w:rPr>
+          <w:rFonts w:ascii="Arial" w:hAnsi="Arial" w:cs="Arial"/>
+        </w:rPr>
+        <w:t>├</w:t>
+      </w:r>
+      <w:r>
+        <w:rPr>
+          <w:rFonts w:ascii="Calibri" w:hAnsi="Calibri" w:cs="Calibri"/>
+        </w:rPr>
+        <w:t>── UML Diagram</w:t>
+      </w:r>
+    </w:p>
+    <w:p>
+      <w:pPr>
+        <w:rPr>
+          <w:rFonts w:ascii="Calibri" w:hAnsi="Calibri" w:cs="Calibri"/>
+        </w:rPr>
+      </w:pPr>
+      <w:r>
+        <w:t xml:space="preserve">│   </w:t>
+      </w:r>
+      <w:r>
+        <w:rPr>
+          <w:rFonts w:ascii="Arial" w:hAnsi="Arial" w:cs="Arial"/>
+        </w:rPr>
+        <w:t>├</w:t>
+      </w:r>
+      <w:r>
+        <w:rPr>
+          <w:rFonts w:ascii="Calibri" w:hAnsi="Calibri" w:cs="Calibri"/>
+        </w:rPr>
+        <w:t>── YapStation Project Proposal</w:t>
+      </w:r>
+    </w:p>
+    <w:p>
+      <w:r>
         <w:lastRenderedPageBreak/>
-        <w:t xml:space="preserve">│   </w:t>
-      </w:r>
-      <w:r>
-        <w:rPr>
-          <w:rFonts w:ascii="Arial" w:hAnsi="Arial" w:cs="Arial"/>
-        </w:rPr>
-        <w:t>├</w:t>
-      </w:r>
-      <w:r>
-        <w:rPr>
-          <w:rFonts w:ascii="Calibri" w:hAnsi="Calibri" w:cs="Calibri"/>
-        </w:rPr>
-        <w:t>── Design</w:t>
-      </w:r>
-    </w:p>
-    <w:p>
-      <w:pPr>
-        <w:rPr>
-          <w:rFonts w:ascii="Calibri" w:hAnsi="Calibri" w:cs="Calibri"/>
-        </w:rPr>
-      </w:pPr>
-      <w:r>
-        <w:t>│</w:t>
-      </w:r>
-      <w:r>
-        <w:rPr>
-          <w:rFonts w:ascii="Calibri" w:hAnsi="Calibri" w:cs="Calibri"/>
-        </w:rPr>
-        <w:t xml:space="preserve">    </w:t>
-      </w:r>
-      <w:r>
-        <w:t xml:space="preserve">│   </w:t>
-      </w:r>
-      <w:r>
-        <w:rPr>
-          <w:rFonts w:ascii="Arial" w:hAnsi="Arial" w:cs="Arial"/>
-        </w:rPr>
-        <w:t>├</w:t>
-      </w:r>
-      <w:r>
-        <w:rPr>
-          <w:rFonts w:ascii="Calibri" w:hAnsi="Calibri" w:cs="Calibri"/>
-        </w:rPr>
-        <w:t>── Desktop View.mp4</w:t>
-      </w:r>
-    </w:p>
-    <w:p>
-      <w:pPr>
-        <w:rPr>
-          <w:rFonts w:ascii="Calibri" w:hAnsi="Calibri" w:cs="Calibri"/>
-        </w:rPr>
-      </w:pPr>
-      <w:r>
-        <w:t>│</w:t>
-      </w:r>
-      <w:r>
-        <w:rPr>
-          <w:rFonts w:ascii="Calibri" w:hAnsi="Calibri" w:cs="Calibri"/>
-        </w:rPr>
-        <w:t xml:space="preserve">    </w:t>
-      </w:r>
-      <w:r>
-        <w:t xml:space="preserve">│   </w:t>
-      </w:r>
-      <w:r>
-        <w:rPr>
-          <w:rFonts w:ascii="Arial" w:hAnsi="Arial" w:cs="Arial"/>
-        </w:rPr>
-        <w:t>├</w:t>
-      </w:r>
-      <w:r>
-        <w:rPr>
-          <w:rFonts w:ascii="Calibri" w:hAnsi="Calibri" w:cs="Calibri"/>
-        </w:rPr>
-        <w:t>── Mobile View.mp4</w:t>
-      </w:r>
-    </w:p>
-    <w:p>
-      <w:pPr>
-        <w:rPr>
-          <w:rFonts w:ascii="Calibri" w:hAnsi="Calibri" w:cs="Calibri"/>
-        </w:rPr>
-      </w:pPr>
-      <w:r>
-        <w:t xml:space="preserve">│   </w:t>
-      </w:r>
-      <w:r>
-        <w:rPr>
-          <w:rFonts w:ascii="Arial" w:hAnsi="Arial" w:cs="Arial"/>
-        </w:rPr>
-        <w:t>├</w:t>
-      </w:r>
-      <w:r>
-        <w:rPr>
-          <w:rFonts w:ascii="Calibri" w:hAnsi="Calibri" w:cs="Calibri"/>
-        </w:rPr>
-        <w:t>── UML Diagram</w:t>
-      </w:r>
-    </w:p>
-    <w:p>
-      <w:pPr>
-        <w:rPr>
-          <w:rFonts w:ascii="Calibri" w:hAnsi="Calibri" w:cs="Calibri"/>
-        </w:rPr>
-      </w:pPr>
-      <w:r>
-        <w:t xml:space="preserve">│   </w:t>
-      </w:r>
-      <w:r>
-        <w:rPr>
-          <w:rFonts w:ascii="Arial" w:hAnsi="Arial" w:cs="Arial"/>
-        </w:rPr>
-        <w:t>├</w:t>
-      </w:r>
-      <w:r>
-        <w:rPr>
-          <w:rFonts w:ascii="Calibri" w:hAnsi="Calibri" w:cs="Calibri"/>
-        </w:rPr>
-        <w:t>── YapStation Project Proposal</w:t>
-      </w:r>
-    </w:p>
-    <w:p>
-      <w:r>
         <w:t>└── run.ps1</w:t>
       </w:r>
     </w:p>
